--- a/CFM56_szakdolgozat.docx
+++ b/CFM56_szakdolgozat.docx
@@ -503,7 +503,7 @@
           <w:i w:val="0"/>
           <w:sz w:val="24"/>
         </w:rPr>
-        <w:t xml:space="preserve">   4.1. Tervezési pont analízis — felszállás</w:t>
+        <w:t xml:space="preserve">   4.1. Tervezési pont analízis — statikus felszállás</w:t>
       </w:r>
       <w:r>
         <w:rPr>
@@ -599,7 +599,7 @@
           <w:i w:val="0"/>
           <w:sz w:val="24"/>
         </w:rPr>
-        <w:t>5. EREDMÉNYEK ÉRTÉKELÉSE ÉS KÖVETKEZTETÉSEK</w:t>
+        <w:t>5. HAJTÓMŰINDÍTÁS ÉS INDÍTÁSI HIBÁK TRANZIENS MODELLJE</w:t>
       </w:r>
       <w:r>
         <w:rPr>
@@ -623,7 +623,7 @@
           <w:i w:val="0"/>
           <w:sz w:val="24"/>
         </w:rPr>
-        <w:t xml:space="preserve">   5.1. A szimulációs eredmények validálása</w:t>
+        <w:t xml:space="preserve">   5.1. A modell célja és felépítése</w:t>
       </w:r>
       <w:r>
         <w:rPr>
@@ -647,7 +647,31 @@
           <w:i w:val="0"/>
           <w:sz w:val="24"/>
         </w:rPr>
-        <w:t xml:space="preserve">   5.2. Tolóerő és tüzelőanyag-fogyasztás összefüggése</w:t>
+        <w:t xml:space="preserve">   5.2. A nagynyomású tengely dinamikája</w:t>
+      </w:r>
+      <w:r>
+        <w:rPr>
+          <w:rFonts w:ascii="Times New Roman" w:hAnsi="Times New Roman"/>
+          <w:b w:val="0"/>
+          <w:i w:val="0"/>
+          <w:sz w:val="24"/>
+        </w:rPr>
+        <w:tab/>
+        <w:t>45</w:t>
+      </w:r>
+    </w:p>
+    <w:p>
+      <w:pPr>
+        <w:spacing w:line="360" w:lineRule="exact"/>
+      </w:pPr>
+      <w:r>
+        <w:rPr>
+          <w:rFonts w:ascii="Times New Roman" w:hAnsi="Times New Roman"/>
+          <w:b w:val="0"/>
+          <w:i w:val="0"/>
+          <w:sz w:val="24"/>
+        </w:rPr>
+        <w:t xml:space="preserve">   5.3. FADEC-logika és indítási szekvencia</w:t>
       </w:r>
       <w:r>
         <w:rPr>
@@ -671,7 +695,7 @@
           <w:i w:val="0"/>
           <w:sz w:val="24"/>
         </w:rPr>
-        <w:t xml:space="preserve">   5.3. Fejlesztési javaslatok</w:t>
+        <w:t xml:space="preserve">   5.4. Az indítási hibák modellezése és eredményei</w:t>
       </w:r>
       <w:r>
         <w:rPr>
@@ -681,7 +705,127 @@
           <w:sz w:val="24"/>
         </w:rPr>
         <w:tab/>
-        <w:t>50</w:t>
+        <w:t>48</w:t>
+      </w:r>
+    </w:p>
+    <w:p>
+      <w:pPr>
+        <w:spacing w:line="360" w:lineRule="exact"/>
+      </w:pPr>
+      <w:r>
+        <w:rPr>
+          <w:rFonts w:ascii="Times New Roman" w:hAnsi="Times New Roman"/>
+          <w:b w:val="0"/>
+          <w:i w:val="0"/>
+          <w:sz w:val="24"/>
+        </w:rPr>
+        <w:t xml:space="preserve">   5.5. Interaktív pilótafülke-alkalmazás</w:t>
+      </w:r>
+      <w:r>
+        <w:rPr>
+          <w:rFonts w:ascii="Times New Roman" w:hAnsi="Times New Roman"/>
+          <w:b w:val="0"/>
+          <w:i w:val="0"/>
+          <w:sz w:val="24"/>
+        </w:rPr>
+        <w:tab/>
+        <w:t>51</w:t>
+      </w:r>
+    </w:p>
+    <w:p>
+      <w:pPr>
+        <w:spacing w:line="360" w:lineRule="exact"/>
+      </w:pPr>
+      <w:r>
+        <w:rPr>
+          <w:rFonts w:ascii="Times New Roman" w:hAnsi="Times New Roman"/>
+          <w:b w:val="0"/>
+          <w:i w:val="0"/>
+          <w:sz w:val="24"/>
+        </w:rPr>
+        <w:t>6. EREDMÉNYEK ÉRTÉKELÉSE ÉS KÖVETKEZTETÉSEK</w:t>
+      </w:r>
+      <w:r>
+        <w:rPr>
+          <w:rFonts w:ascii="Times New Roman" w:hAnsi="Times New Roman"/>
+          <w:b w:val="0"/>
+          <w:i w:val="0"/>
+          <w:sz w:val="24"/>
+        </w:rPr>
+        <w:tab/>
+        <w:t>53</w:t>
+      </w:r>
+    </w:p>
+    <w:p>
+      <w:pPr>
+        <w:spacing w:line="360" w:lineRule="exact"/>
+      </w:pPr>
+      <w:r>
+        <w:rPr>
+          <w:rFonts w:ascii="Times New Roman" w:hAnsi="Times New Roman"/>
+          <w:b w:val="0"/>
+          <w:i w:val="0"/>
+          <w:sz w:val="24"/>
+        </w:rPr>
+        <w:t xml:space="preserve">   6.1. A szimulációs eredmények validálása</w:t>
+      </w:r>
+      <w:r>
+        <w:rPr>
+          <w:rFonts w:ascii="Times New Roman" w:hAnsi="Times New Roman"/>
+          <w:b w:val="0"/>
+          <w:i w:val="0"/>
+          <w:sz w:val="24"/>
+        </w:rPr>
+        <w:tab/>
+        <w:t>53</w:t>
+      </w:r>
+    </w:p>
+    <w:p>
+      <w:pPr>
+        <w:spacing w:line="360" w:lineRule="exact"/>
+      </w:pPr>
+      <w:r>
+        <w:rPr>
+          <w:rFonts w:ascii="Times New Roman" w:hAnsi="Times New Roman"/>
+          <w:b w:val="0"/>
+          <w:i w:val="0"/>
+          <w:sz w:val="24"/>
+        </w:rPr>
+        <w:t xml:space="preserve">   6.2. Tolóerő és tüzelőanyag-fogyasztás összefüggése</w:t>
+      </w:r>
+      <w:r>
+        <w:rPr>
+          <w:rFonts w:ascii="Times New Roman" w:hAnsi="Times New Roman"/>
+          <w:b w:val="0"/>
+          <w:i w:val="0"/>
+          <w:sz w:val="24"/>
+        </w:rPr>
+        <w:tab/>
+        <w:t>56</w:t>
+      </w:r>
+    </w:p>
+    <w:p>
+      <w:pPr>
+        <w:spacing w:line="360" w:lineRule="exact"/>
+      </w:pPr>
+      <w:r>
+        <w:rPr>
+          <w:rFonts w:ascii="Times New Roman" w:hAnsi="Times New Roman"/>
+          <w:b w:val="0"/>
+          <w:i w:val="0"/>
+          <w:sz w:val="24"/>
+        </w:rPr>
+        <w:t xml:space="preserve">   6.3. Fejlesztési javaslatok</w:t>
+      </w:r>
+      <w:r>
+        <w:rPr>
+          <w:rFonts w:ascii="Times New Roman" w:hAnsi="Times New Roman"/>
+          <w:b w:val="0"/>
+          <w:i w:val="0"/>
+          <w:sz w:val="24"/>
+        </w:rPr>
+        <w:tab/>
+        <w:t>58</w:t>
       </w:r>
     </w:p>
     <w:p>
@@ -705,7 +849,7 @@
           <w:sz w:val="24"/>
         </w:rPr>
         <w:tab/>
-        <w:t>53</w:t>
+        <w:t>61</w:t>
       </w:r>
     </w:p>
     <w:p>
@@ -729,7 +873,7 @@
           <w:sz w:val="24"/>
         </w:rPr>
         <w:tab/>
-        <w:t>55</w:t>
+        <w:t>63</w:t>
       </w:r>
     </w:p>
     <w:p>
@@ -753,7 +897,7 @@
           <w:sz w:val="24"/>
         </w:rPr>
         <w:tab/>
-        <w:t>57</w:t>
+        <w:t>65</w:t>
       </w:r>
     </w:p>
     <w:p>
@@ -836,7 +980,7 @@
           <w:i w:val="0"/>
           <w:sz w:val="24"/>
         </w:rPr>
-        <w:t>A dolgozat célkitűzései a következők: (1) a CFM56-5B tervezési pontjának meghatározása felszállási körülmények között; (2) off-design analízis elvégzése három repülési fázisra (felszállás, emelkedés, utazórepülés); (3) interaktív gázkar-szimulátor fejlesztése, amely bemutatja a tolóerő és a tüzelőanyag-fogyasztás összefüggését a turbinabemeneti hőmérséklet függvényében; (4) a termodinamikai ciklus T-s diagramon való ábrázolása és értékelése.</w:t>
+        <w:t>A dolgozat célkitűzései a következők: (1) a CFM56-5B tervezési pontjának meghatározása tengerszinti, statikus felszállási körülmények között; (2) off-design analízis elvégzése a tervezési ponton rögzített geometriájú hajtóműre három repülési fázisban (felszállás, emelkedés, utazórepülés); (3) interaktív gázkar-szimulátor fejlesztése, amely bemutatja a tolóerő és a tüzelőanyag-fogyasztás összefüggését a turbinabemeneti hőmérséklet függvényében; (4) a termodinamikai ciklus T-s diagramon való ábrázolása és értékelése; (5) az A320 hajtóműindítási szekvenciájának és négy jellegzetes indítási hibájának tranziens modellezése a FADEC vezérlési logikájával, interaktív pilótafülke-alkalmazásban.</w:t>
       </w:r>
     </w:p>
     <w:p>
@@ -917,7 +1061,7 @@
           <w:i w:val="0"/>
           <w:sz w:val="24"/>
         </w:rPr>
-        <w:t>Az első CFM56-1 változat 1979-ben kapta meg az FAA típusengedélyét, és a KC-135 Stratotanker katonai szállítógép re-motorozásához alkalmazták. Az 5-es sorozat fejlesztése az 1980-as évek közepén kezdődött az Airbus A320-as programhoz kapcsolódóan. A CFM56-5A jelölésű alapváltozat 1987-ben szerezte meg a típusengedélyét, amelyet az A320 sikere nyomán gyorsan követett a továbbfejlesztett CFM56-5B változat [2].</w:t>
+        <w:t>Az első sorozatgyártású változat, a CFM56-2 1979-ben kapta meg az FAA típusengedélyét; ezt a DC-8 utasszállító és a KC-135 Stratotanker újramotorozásához alkalmazták. Az 5-ös sorozat fejlesztése az 1980-as évek közepén kezdődött az Airbus A320-as programhoz kapcsolódóan. A CFM56-5A jelölésű alapváltozat 1987-ben állt szolgálatba, amelyet az A320 sikere nyomán követett a továbbfejlesztett CFM56-5B változat [2].</w:t>
       </w:r>
     </w:p>
     <w:p>
@@ -933,23 +1077,7 @@
           <w:i w:val="0"/>
           <w:sz w:val="24"/>
         </w:rPr>
-        <w:t>A CFM56-5B sorozat 1994 óta van kereskedelmi forgalomban, és azóta az Airbus A318, A319, A320 és A321 repülőgépek elsőszámú hajtóművévé vált. A típus folyamatos fejlesztésének eredményeként ma már a CFM56-5B/3 Tech Insertion változat is elérhető, amely javított kompresszor- és turbinalapát-geometriával akár 1%-os tüzelőanyag-megtakarítást tesz lehetővé [3].</w:t>
-      </w:r>
-    </w:p>
-    <w:p>
-      <w:pPr>
-        <w:spacing w:line="360" w:lineRule="exact"/>
-        <w:ind w:firstLine="283"/>
-        <w:jc w:val="both"/>
-      </w:pPr>
-      <w:r>
-        <w:rPr>
-          <w:rFonts w:ascii="Times New Roman" w:hAnsi="Times New Roman"/>
-          <w:b w:val="0"/>
-          <w:i w:val="0"/>
-          <w:sz w:val="24"/>
-        </w:rPr>
-        <w:t>A hajtóműcsalád kiemelkedő megbízhatóságát jelzi, hogy az ETOPS (Extended-range Twin-engine Operational Performance Standards) minősítés alapján a CFM56-5B felszerelésű A320-as repülőgépek 180 perces ETOPS-engedéllyel repülhetnek, ami az ikerhajtóművű gépek legmagasabb megbízhatósági kategóriáját jelenti [4].</w:t>
+        <w:t>A CFM56-5B sorozat 1993 óta van forgalomban; az -5A-hoz képest egy negyedik booster-fokozatot kapott, amely nagyobb magáramot és 32 000 lbf-ig terjedő tolóerőt tett lehetővé, így az A318, A319, A320 és A321 típusok mindegyikét hajthatja. A kilenc változat azonos hardverű, a tolóerő-besorolást a FADEC adatbeviteli dugója határozza meg. A javított teljesítményű /P változatok kb. 3%-kal kisebb fajlagos tüzelőanyag-fogyasztásúak a korai változatoknál, a 2007-től gyártott /3 „Tech Insertion” változat pedig áttervezett HPC- és HPT-lapátokkal tovább csökkenti az SFC-t és a NOx-kibocsátást [2].</w:t>
       </w:r>
     </w:p>
     <w:p>
@@ -979,7 +1107,7 @@
           <w:i w:val="0"/>
           <w:sz w:val="24"/>
         </w:rPr>
-        <w:t>A CFM56-5B hajtómű kétáramú (turbofan) gázturbinás sugárhajtómű, amelynek főbb műszaki jellemzői a következők. A maximális száraz tolóerő 133,4 kN (30 000 lbf), ami az A320-as repülőgép felszállásához szükséges teljesítményt biztosítja. A bypass-arány (BPR) 5,5:1, ami azt jelenti, hogy a belépő levegő tömegáramának 5,5-szöröse kerül megkerülésre a magáramhoz képest [2].</w:t>
+        <w:t>A CFM56-5B hajtómű kétáramú (turbofan) gázturbinás sugárhajtómű, amelynek főbb műszaki jellemzői a következők. A típusbizonyítvány szerint a hajtómű egyfokozatú ventilátorral, négyfokozatú kis nyomású és kilencfokozatú nagy nyomású kompresszorral, egyfokozatú nagy nyomású és négyfokozatú kis nyomású turbinával, valamint kétcsatornás FADEC-kel rendelkezik. A felszállási tolóerő változattól függően 96,1 kN (-5B8) és 142,3 kN (-5B3) között van; a dolgozatban vizsgált -5B1 változaté 133,45 kN (30 000 lbf), amely az A321-et hajtja [14], [2]. A bypass-arány (BPR) kb. 5,5, azaz a ventilátoron átáramló levegőből 5,5-szer annyi halad a bypass-csatornán, mint a magáramban [13].</w:t>
       </w:r>
     </w:p>
     <w:p>
@@ -990,9 +1118,9 @@
           <w:i w:val="0"/>
           <w:sz w:val="20"/>
         </w:rPr>
-        <w:t>1. táblázat. A CFM56-5B főbb műszaki adatai</w:t>
+        <w:t>1. táblázat. A CFM56-5B(1) főbb műszaki adatai</w:t>
         <w:br/>
-        <w:t>Forrás: [2], [3]</w:t>
+        <w:t>Forrás: [14], [2], [13]; saját felvétel</w:t>
       </w:r>
     </w:p>
     <w:tbl>
@@ -1048,7 +1176,7 @@
                 <w:rFonts w:ascii="Times New Roman" w:hAnsi="Times New Roman"/>
                 <w:sz w:val="20"/>
               </w:rPr>
-              <w:t>Maximális tolóerő</w:t>
+              <w:t>Felszállási tolóerő (-5B1)</w:t>
             </w:r>
           </w:p>
         </w:tc>
@@ -1062,7 +1190,37 @@
                 <w:rFonts w:ascii="Times New Roman" w:hAnsi="Times New Roman"/>
                 <w:sz w:val="20"/>
               </w:rPr>
-              <w:t>133,4 kN (30 000 lbf)</w:t>
+              <w:t>133,45 kN (13 345 daN)</w:t>
+            </w:r>
+          </w:p>
+        </w:tc>
+      </w:tr>
+      <w:tr>
+        <w:tc>
+          <w:tcPr>
+            <w:tcW w:type="dxa" w:w="4702"/>
+          </w:tcPr>
+          <w:p>
+            <w:r>
+              <w:rPr>
+                <w:rFonts w:ascii="Times New Roman" w:hAnsi="Times New Roman"/>
+                <w:sz w:val="20"/>
+              </w:rPr>
+              <w:t>Fokozatszám</w:t>
+            </w:r>
+          </w:p>
+        </w:tc>
+        <w:tc>
+          <w:tcPr>
+            <w:tcW w:type="dxa" w:w="4702"/>
+          </w:tcPr>
+          <w:p>
+            <w:r>
+              <w:rPr>
+                <w:rFonts w:ascii="Times New Roman" w:hAnsi="Times New Roman"/>
+                <w:sz w:val="20"/>
+              </w:rPr>
+              <w:t>1 fan + 4 LPC + 9 HPC / 1 HPT + 4 LPT</w:t>
             </w:r>
           </w:p>
         </w:tc>
@@ -1092,7 +1250,7 @@
                 <w:rFonts w:ascii="Times New Roman" w:hAnsi="Times New Roman"/>
                 <w:sz w:val="20"/>
               </w:rPr>
-              <w:t>5,5:1</w:t>
+              <w:t>≈ 5,5</w:t>
             </w:r>
           </w:p>
         </w:tc>
@@ -1122,7 +1280,7 @@
                 <w:rFonts w:ascii="Times New Roman" w:hAnsi="Times New Roman"/>
                 <w:sz w:val="20"/>
               </w:rPr>
-              <w:t>27,0</w:t>
+              <w:t>27,0 (saját felvétel)</w:t>
             </w:r>
           </w:p>
         </w:tc>
@@ -1152,7 +1310,7 @@
                 <w:rFonts w:ascii="Times New Roman" w:hAnsi="Times New Roman"/>
                 <w:sz w:val="20"/>
               </w:rPr>
-              <w:t>~1700 K</w:t>
+              <w:t>1700 K (saját becslés)</w:t>
             </w:r>
           </w:p>
         </w:tc>
@@ -1168,7 +1326,7 @@
                 <w:rFonts w:ascii="Times New Roman" w:hAnsi="Times New Roman"/>
                 <w:sz w:val="20"/>
               </w:rPr>
-              <w:t>Tömegáram (légbevitel)</w:t>
+              <w:t>Tömegáram (légbevitel, felszállás)</w:t>
             </w:r>
           </w:p>
         </w:tc>
@@ -1182,7 +1340,7 @@
                 <w:rFonts w:ascii="Times New Roman" w:hAnsi="Times New Roman"/>
                 <w:sz w:val="20"/>
               </w:rPr>
-              <w:t>~172 kg/s</w:t>
+              <w:t>368–439 kg/s (változattól függően)</w:t>
             </w:r>
           </w:p>
         </w:tc>
@@ -1198,7 +1356,7 @@
                 <w:rFonts w:ascii="Times New Roman" w:hAnsi="Times New Roman"/>
                 <w:sz w:val="20"/>
               </w:rPr>
-              <w:t>Száraz tömeg</w:t>
+              <w:t>EGT-határ: felszállás / indítás (-5B1)</w:t>
             </w:r>
           </w:p>
         </w:tc>
@@ -1212,7 +1370,7 @@
                 <w:rFonts w:ascii="Times New Roman" w:hAnsi="Times New Roman"/>
                 <w:sz w:val="20"/>
               </w:rPr>
-              <w:t>2 374 kg</w:t>
+              <w:t>950 °C / 725 °C</w:t>
             </w:r>
           </w:p>
         </w:tc>
@@ -1228,7 +1386,7 @@
                 <w:rFonts w:ascii="Times New Roman" w:hAnsi="Times New Roman"/>
                 <w:sz w:val="20"/>
               </w:rPr>
-              <w:t>Ventilátor átmérője</w:t>
+              <w:t>Max. fordulatszám N1 / N2</w:t>
             </w:r>
           </w:p>
         </w:tc>
@@ -1242,7 +1400,37 @@
                 <w:rFonts w:ascii="Times New Roman" w:hAnsi="Times New Roman"/>
                 <w:sz w:val="20"/>
               </w:rPr>
-              <w:t>1 735 mm</w:t>
+              <w:t>5200 1/min (104%) / 15 183 1/min (105%)</w:t>
+            </w:r>
+          </w:p>
+        </w:tc>
+      </w:tr>
+      <w:tr>
+        <w:tc>
+          <w:tcPr>
+            <w:tcW w:type="dxa" w:w="4702"/>
+          </w:tcPr>
+          <w:p>
+            <w:r>
+              <w:rPr>
+                <w:rFonts w:ascii="Times New Roman" w:hAnsi="Times New Roman"/>
+                <w:sz w:val="20"/>
+              </w:rPr>
+              <w:t>Száraz tömeg (SAC)</w:t>
+            </w:r>
+          </w:p>
+        </w:tc>
+        <w:tc>
+          <w:tcPr>
+            <w:tcW w:type="dxa" w:w="4702"/>
+          </w:tcPr>
+          <w:p>
+            <w:r>
+              <w:rPr>
+                <w:rFonts w:ascii="Times New Roman" w:hAnsi="Times New Roman"/>
+                <w:sz w:val="20"/>
+              </w:rPr>
+              <w:t>2 454,8 kg</w:t>
             </w:r>
           </w:p>
         </w:tc>
@@ -1272,7 +1460,7 @@
                 <w:rFonts w:ascii="Times New Roman" w:hAnsi="Times New Roman"/>
                 <w:sz w:val="20"/>
               </w:rPr>
-              <w:t>2 515 mm</w:t>
+              <w:t>2 599,7 mm</w:t>
             </w:r>
           </w:p>
         </w:tc>
@@ -1292,7 +1480,7 @@
           <w:i w:val="0"/>
           <w:sz w:val="24"/>
         </w:rPr>
-        <w:t>A hajtómű alkalmazási területei elsősorban a rövidebb és közepes hatótávolságú útvonalakra tervezett Airbus A320-as repülőgépcsalád tagjai: az A318 (107 utas), A319 (124 utas), A320 (150 utas) és A321 (180 utas) típusok. Ezek a repülőgépek a világ leggyakrabban üzemeltetett keskeny törzsű repülőgépei közé tartoznak, és a globális légi közlekedés kb. 30%-át bonyolítják le [5].</w:t>
+        <w:t>A hajtómű alkalmazási területei elsősorban a rövidebb és közepes hatótávolságú útvonalakra tervezett Airbus A320-as repülőgépcsalád tagjai: az A318 (107 utas), A319 (124 utas), A320 (150 utas) és A321 (180 utas) típusok. Ezek a repülőgépek a világ leggyakrabban üzemeltetett keskeny törzsű repülőgépei közé tartoznak. 2007-ben a flottában már több mint 2000 -5B/P hajtómű üzemelt [2].</w:t>
       </w:r>
     </w:p>
     <w:p>
@@ -1308,7 +1496,7 @@
           <w:i w:val="0"/>
           <w:sz w:val="24"/>
         </w:rPr>
-        <w:t>A hajtómű karbantartási ciklusa rendkívül kedvező: az ECTM (Engine Condition Trend Monitoring) rendszer segítségével folyamatosan figyelik az üzemelési paramétereket. Az átlagos shop visit intervallum meghaladja a 20 000 repülési órát, ami ipari összehasonlításban kiemelkedő értéknek számít [6].</w:t>
+        <w:t>Az üzemeltetés szempontjából kulcsfontosságú az EGT-tartalék (EGT margin): a FADEC a sarokpont-hőmérsékletig (-5B1: 30 °C) tartja a maximális tolóerőt, efölött a tolóerő csökkentésével állandó EGT-t tart. Az EGT a külső hőmérséklet 1 °C-os növekedésére kb. 3 °C-kal nő, és a hajtómű kopásával fokozatosan emelkedik; amikor a tartalék elfogy, a hajtómű műhelyi javításra szorul [2].</w:t>
       </w:r>
     </w:p>
     <w:p>
@@ -1338,7 +1526,7 @@
           <w:i w:val="0"/>
           <w:sz w:val="24"/>
         </w:rPr>
-        <w:t>A kétáramú sugárhajtómű (turbofan) a tiszta gázturbinás sugárhajtómű (turbojet) továbbfejlesztése, amelynek alapelve az, hogy a kompresszorba belépő levegő egy részét — az ún. bypass-áramot — nem vezeti az égéstérbe, hanem közvetlenül a magáram körül vezeti el, és a hajtómű hátsó részén bocsátja ki. Ez a megoldás lényegesen jobb propulziós hatásfokot eredményez szubszonikus sebességtartományban [7].</w:t>
+        <w:t>A kétáramú sugárhajtómű (turbofan) a tiszta gázturbinás sugárhajtómű (turbojet) továbbfejlesztése, amelynek alapelve az, hogy a kompresszorba belépő levegő egy részét — az ún. bypass-áramot — nem vezeti az égéstérbe, hanem közvetlenül a magáram körül vezeti el, és a hajtómű hátsó részén bocsátja ki. Ez a megoldás lényegesen jobb propulziós hatásfokot eredményez szubszonikus sebességtartományban [4].</w:t>
       </w:r>
     </w:p>
     <w:p>
@@ -1354,7 +1542,7 @@
           <w:i w:val="0"/>
           <w:sz w:val="24"/>
         </w:rPr>
-        <w:t>A CFM56-5B kéttengelyes (twin-spool) kialakítású: a kis nyomású (LP) és nagy nyomású (HP) rendszerek egymástól független tengelyeken forognak, ami rugalmasabb üzemelést és jobb részteljesítményen mért hatásfokot tesz lehetővé. A levegő útja a következő főbb komponenseken keresztül vezet: légbevezetők (inlet) → ventilátor (fan) → kis nyomású kompresszor (LPC) → nagy nyomású kompresszor (HPC) → égéstér (combustor) → nagy nyomású turbina (HPT) → kis nyomású turbina (LPT) → fúvócső (nozzle) [7].</w:t>
+        <w:t>A CFM56-5B kéttengelyes (twin-spool) kialakítású: a kis nyomású (LP) és nagy nyomású (HP) rendszerek egymástól független tengelyeken forognak, ami rugalmasabb üzemelést és jobb részteljesítményen mért hatásfokot tesz lehetővé. A levegő útja a következő főbb komponenseken keresztül vezet: légbevezetők (inlet) → ventilátor (fan) → kis nyomású kompresszor (LPC) → nagy nyomású kompresszor (HPC) → égéstér (combustor) → nagy nyomású turbina (HPT) → kis nyomású turbina (LPT) → fúvócső (nozzle) [4].</w:t>
       </w:r>
     </w:p>
     <w:p>
@@ -1370,7 +1558,7 @@
           <w:i w:val="0"/>
           <w:sz w:val="24"/>
         </w:rPr>
-        <w:t>A ventilátor egyszerre két feladatot lát el: sűríti a magáramot (amely az LPC felé halad) és felgyorsítja a bypass-áramot, amely közvetlenül tolóerőt termel. A CFM56-5B esetében a bypass-arány 5,5:1, ami azt jelenti, hogy a teljes tolóerő kb. 75-80%-a a bypass-áramtól, és csupán 20-25%-a a magáramtól származik, ami a modern polgári hajtóművekre jellemző arány [2].</w:t>
+        <w:t>A ventilátor egyszerre két feladatot lát el: sűríti a magáramot (amely az LPC felé halad) és felgyorsítja a bypass-áramot, amely közvetlenül tolóerőt termel. A saját szimulációm szerint a tervezési pontban (statikus felszállás) a bruttó tolóerő 69%-a (96,1 kN) a bypass-fúvócsőből és 31%-a (42,3 kN) a mag-fúvócsőből származik (4. fejezet).</w:t>
       </w:r>
     </w:p>
     <w:p>
@@ -1419,7 +1607,7 @@
           <w:i w:val="0"/>
           <w:sz w:val="24"/>
         </w:rPr>
-        <w:t>A gázturbinás hajtóművek termodinamikai alapja az ún. Brayton-ciklus (más néven Joule-ciklus), amelyet George Brayton amerikai mérnökről neveztek el, aki az 1870-es években szabadalmaztatta az első folyamatos égésen alapuló gépet. A ciklus ideális esetben három fő folyamatból áll: izentrópikus kompresszió, izobár hőközlés (égés), valamint izentrópikus expanzió (turbina) [8].</w:t>
+        <w:t>A gázturbinás hajtóművek termodinamikai alapja az ún. Brayton-ciklus (más néven Joule-ciklus), amelyet George Brayton amerikai mérnökről neveztek el, aki az 1870-es években szabadalmaztatta az első folyamatos égésen alapuló gépet. A ciklus ideális esetben három fő folyamatból áll: izentrópikus kompresszió, izobár hőközlés (égés), valamint izentrópikus expanzió (turbina) [5].</w:t>
       </w:r>
     </w:p>
     <w:p>
@@ -1435,7 +1623,7 @@
           <w:i w:val="0"/>
           <w:sz w:val="24"/>
         </w:rPr>
-        <w:t>A valóságos gázturbinás ciklusban az ideális Brayton-ciklustól való eltérések a következők miatt lépnek fel: a kompresszorban és turbinában fellépő irreverzibilis súrlódási veszteségek (alacsonyabb izentrópikus hatásfok), a nyomásveszteségek az égéstérben és a csövekben, a hőleadás az égéstér falain keresztül, valamint a hűtőlevegő hatása a turbinalapátokon [9].</w:t>
+        <w:t>A valóságos gázturbinás ciklusban az ideális Brayton-ciklustól való eltérések a következők miatt lépnek fel: a kompresszorban és turbinában fellépő irreverzibilis súrlódási veszteségek (alacsonyabb izentrópikus hatásfok), a nyomásveszteségek az égéstérben és a csövekben, a hőleadás az égéstér falain keresztül, valamint a hűtőlevegő hatása a turbinalapátokon [6].</w:t>
       </w:r>
     </w:p>
     <w:p>
@@ -1451,7 +1639,7 @@
           <w:i w:val="0"/>
           <w:sz w:val="24"/>
         </w:rPr>
-        <w:t>A termikus hatásfok az ideális Brayton-ciklusban kizárólag a nyomásviszony függvénye. A CFM56-5B esetében az összesített nyomásviszony OPR = 27,0, ami ideális esetben kb. 47%-os termikus hatásfoknak felelne meg. A valóságos hatásfok ennél kisebb az említett irreverzibilitások miatt, de a modern hajtóművek 40-42% körüli termikus hatásfokot is elérnek [2].</w:t>
+        <w:t>A termikus hatásfok az ideális Brayton-ciklusban kizárólag a nyomásviszony függvénye: η_th = 1 – OPR^(–(γ–1)/γ). A CFM56-5B esetében az összesített nyomásviszony OPR = 27,0, ami γ = 1,4 mellett ideális esetben kb. 61%-os termikus hatásfoknak felelne meg. A valóságos hatásfok az említett irreverzibilitások miatt ennél lényegesen kisebb [6].</w:t>
       </w:r>
     </w:p>
     <w:p>
@@ -1467,7 +1655,7 @@
           <w:i w:val="0"/>
           <w:sz w:val="24"/>
         </w:rPr>
-        <w:t>A T-s diagramon (hőmérséklet–specifikus entrópia diagram) a Brayton-ciklus jellegzetes alakja rajzolódik ki: a kompresszió felfelé haladó görbe (S2→S3), az égés vízszintes (vagy enyhén jobbra hajló) szakasz (S3→S4), az expanzió lefelé haladó görbe (S4→S5), majd a hőleadás visszafelé haladó vonal. A ciklus által bezárt terület arányos a fajlagos munkával [9].</w:t>
+        <w:t>A T-s diagramon (hőmérséklet–specifikus entrópia diagram) a Brayton-ciklus jellegzetes alakja rajzolódik ki: a kompresszió felfelé haladó görbe (S2→S3), az égés vízszintes (vagy enyhén jobbra hajló) szakasz (S3→S4), az expanzió lefelé haladó görbe (S4→S5), majd a hőleadás visszafelé haladó vonal. A ciklus által bezárt terület arányos a fajlagos munkával [6].</w:t>
       </w:r>
     </w:p>
     <w:p>
@@ -1497,7 +1685,7 @@
           <w:i w:val="0"/>
           <w:sz w:val="24"/>
         </w:rPr>
-        <w:t>A kompresszor izentrópikus hatásfoka (η_c) a valóságos és az ideális kompressziós munka arányaként definiálható. A CFM56-5B esetében a ventilátor hatásfoka η_fan = 0,89, a kis nyomású kompresszornak η_LPC = 0,89, a nagy nyomású kompresszornak η_HPC = 0,87 [2], [3].</w:t>
+        <w:t>A kompresszor izentrópikus hatásfoka (η_c) a valóságos és az ideális kompressziós munka arányaként definiálható. A modellben a ventilátorra η_fan = 0,89, a kis nyomású kompresszorra η_LPC = 0,89, a nagy nyomású kompresszorra η_HPC = 0,87 izentropikus hatásfokot vettem fel; ezek a szakirodalomban tipikus értékek, gyártói adat nem áll rendelkezésre [4], [7].</w:t>
       </w:r>
     </w:p>
     <w:p>
@@ -1513,7 +1701,7 @@
           <w:i w:val="0"/>
           <w:sz w:val="24"/>
         </w:rPr>
-        <w:t>A kompressziós folyamat végén (S3 állomás) a levegő hőmérséklete a szimulációs eredmények alapján felszállásnál 804,9 K, nyomása 2853 kPa. Ez az OPR = 27,0 nyomásviszonnyal és a komponensek hatásfokával összhangban van. A nagy nyomású kompresszorban végzett munka jelentős hőmérséklet-emelkedést okoz: az LPC kimenetétől (S25 = 428 K) az HPC kimenetéig (S3 = 805 K) közel 377 K-es hőmérséklet-növekedés következik be [10].</w:t>
+        <w:t>A kompressziós folyamat végén (S3 állomás) a levegő hőmérséklete a szimulációs eredmények alapján a tervezési pontban 795,8 K, nyomása 2732 kPa. A nagy nyomású kompresszorban végzett munka jelentős hőmérséklet-emelkedést okoz: az LPC kimenetétől (S25 = 423,2 K) a HPC kimenetéig (S3 = 795,8 K) kb. 373 K-es hőmérséklet-növekedés következik be.</w:t>
       </w:r>
     </w:p>
     <w:p>
@@ -1529,7 +1717,7 @@
           <w:i w:val="0"/>
           <w:sz w:val="24"/>
         </w:rPr>
-        <w:t>A turbina izentrópikus hatásfoka (η_t) a valóságos és az ideális expanziós munka arányaként definiálható. A CFM56-5B esetében a nagy nyomású turbina hatásfoka η_HPT = 0,89, a kis nyomású turbináé η_LPT = 0,90. A turbina nagyobb hatásfokkal üzemel, mint a kompresszor, ami az áramlástan és a lapát-geometria különbségeiből adódik [3].</w:t>
+        <w:t>A turbina izentrópikus hatásfoka (η_t) a valóságos és az ideális expanziós munka arányaként definiálható. A modellben a nagy nyomású turbinára η_HPT = 0,89, a kis nyomású turbinára η_LPT = 0,90 értéket vettem fel. A turbinák jellemzően nagyobb hatásfokúak a kompresszoroknál, mert a gyorsuló (csökkenő nyomású) áramlásban a határréteg kevésbé hajlamos a leválásra [7].</w:t>
       </w:r>
     </w:p>
     <w:p>
@@ -1559,7 +1747,7 @@
           <w:i w:val="0"/>
           <w:sz w:val="24"/>
         </w:rPr>
-        <w:t>Az égéstér (combustion chamber) feladata, hogy a kompresszorból érkező sűrített levegőt kerosinnel (Jet-A üzemanyaggal) elégesse, és így a gáz hőmérsékletét a turbinabemeneti hőmérsékletre (T4) emelje. Az égéstér tüzelőanyag-levegő arányának (FAR – Fuel-to-Air Ratio) szabályozásával a hajtómű tolóereje folyamatosan változtatható [9].</w:t>
+        <w:t>Az égéstér (combustion chamber) feladata, hogy a kompresszorból érkező sűrített levegőt kerosinnel (Jet-A üzemanyaggal) elégesse, és így a gáz hőmérsékletét a turbinabemeneti hőmérsékletre (T4) emelje. Az égéstér tüzelőanyag-levegő arányának (FAR – Fuel-to-Air Ratio) szabályozásával a hajtómű tolóereje folyamatosan változtatható [6].</w:t>
       </w:r>
     </w:p>
     <w:p>
@@ -1575,7 +1763,7 @@
           <w:i w:val="0"/>
           <w:sz w:val="24"/>
         </w:rPr>
-        <w:t>A turbinabemeneti hőmérséklet (T4 vagy TIT – Turbine Inlet Temperature) a hajtómű legkritikusabb termodinamikai paramétere: minél magasabb, annál nagyobb a termikus hatásfok és a fajlagos tolóerő. Ugyanakkor a turbinalapátok hőterhelése is növekszik, ami korlátozza a maximálisan megengedhető T4 értéket. A CFM56-5B esetében a tervezési T4 érték közelítőleg 1700 K [2].</w:t>
+        <w:t>A turbinabemeneti hőmérséklet (T4 vagy TIT – Turbine Inlet Temperature) a hajtómű legkritikusabb termodinamikai paramétere: minél magasabb, annál nagyobb a termikus hatásfok és a fajlagos tolóerő. Ugyanakkor a turbinalapátok hőterhelése is növekszik, ami korlátozza a maximálisan megengedhető T4 értéket. A CFM56-5B T4 értéke nem publikus; a modellben felszállásra 1700 K-t becsültem. A hajtómű üzemi hőmérséklet-korlátja a T49.5 állomáson mért EGT: -5B1 esetén felszálláskor 950 °C, indításkor 725 °C [14].</w:t>
       </w:r>
     </w:p>
     <w:p>
@@ -1591,7 +1779,7 @@
           <w:i w:val="0"/>
           <w:sz w:val="24"/>
         </w:rPr>
-        <w:t>A gázkar (throttle) fizikailag a tüzelőanyag-adagoló szelepet vezérli, és így szabályozza a FAR értékét, ami közvetlenül meghatározza a T4-et és ezen keresztül a tolóerőt. Alapjárati állásban (idle) a T4 kb. 1000 K, maximális tolóerőnél (TOGA – Take-Off/Go-Around) eléri az 1700 K-t. Ezen intervallum szimulációs vizsgálatát mutatja be a 4.3. fejezet.</w:t>
+        <w:t>A gázkar (throttle) fizikailag a tüzelőanyag-adagoló szelepet vezérli, és így szabályozza a FAR értékét, ami közvetlenül meghatározza a T4-et és ezen keresztül a tolóerőt. A szimulációban a gázkarállást a T4 célértéke képviseli a T4 = 1000–1700 K tartományban, ahol 1700 K a felszállási (TOGA – Take-Off/Go-Around) állapot. A T4 = 1000 K alsó határ nem a földi alapjárat, hanem kis részterhelés: a valódi alapjárat (N1 ≈ 20%) a rendelkezésre álló kompresszor-jelleggörbék tartományán kívül esik. Részterhelésen a booster (LPC) munkapontja a pompázs-határ felé tolódik, ezért a valódi hajtóműben a FADEC által vezérelt változó elvezetésű szelepek (VBV – Variable Bleed Valve) a booster levegőjének egy részét elvezetik. Ezen intervallum szimulációs vizsgálatát mutatja be a 4.3. fejezet.</w:t>
       </w:r>
     </w:p>
     <w:p>
@@ -1621,7 +1809,7 @@
           <w:i w:val="0"/>
           <w:sz w:val="24"/>
         </w:rPr>
-        <w:t>A tolóerő (thrust) a hajtómű által a kilépő gázáramra alkalmazott impulzus reakciójaként keletkezik (Newton III. törvénye). A nettó tolóerő a kilépő és belépő impulzusáramok különbségeként, valamint a fúvócső nyomóerejének figyelembevételével számítható [7]:</w:t>
+        <w:t>A tolóerő (thrust) a hajtómű által a kilépő gázáramra alkalmazott impulzus reakciójaként keletkezik (Newton III. törvénye). A nettó tolóerő a kilépő és belépő impulzusáramok különbségeként, valamint a fúvócső nyomóerejének figyelembevételével számítható [4]:</w:t>
       </w:r>
     </w:p>
     <w:p>
@@ -1651,7 +1839,7 @@
           <w:i w:val="0"/>
           <w:sz w:val="24"/>
         </w:rPr>
-        <w:t>ahol V_8 és V_18 a mag- és bypass-fúvócsőből kilépő gáz sebessége, V_0 a repülési sebesség, P_8 és P_18 a fúvócső toroknyomásai, P_0 a szabad légköri nyomás, A_8 és A_18 a fúvócső torkolatainak keresztmetszetei. A szimulációban a pyCycle keretrendszer a perf.Fn komponens segítségével számítja ezt az értéket [11].</w:t>
+        <w:t>ahol V_8 és V_18 a mag- és bypass-fúvócsőből kilépő gáz sebessége, V_0 a repülési sebesség, P_8 és P_18 a fúvócső toroknyomásai, P_0 a szabad légköri nyomás, A_8 és A_18 a fúvócső torkolatainak keresztmetszetei. A szimulációban a pyCycle keretrendszer a perf.Fn komponens segítségével számítja ezt az értéket [8].</w:t>
       </w:r>
     </w:p>
     <w:p>
@@ -1667,7 +1855,7 @@
           <w:i w:val="0"/>
           <w:sz w:val="24"/>
         </w:rPr>
-        <w:t>A fajlagos tüzelőanyag-fogyasztás (SFC – Specific Fuel Consumption) a tüzelőanyag-fogyasztás és a tolóerő hányadosa: SFC = ṁ_fuel / Fn. A CFM56-5B esetében az utazórepülésnél mért SFC jellemzően 0,0135 kg/(kN·s) körül alakul, ami az iparban elfogadott referencia-értékkel jó egyezésben van [6].</w:t>
+        <w:t>A fajlagos tüzelőanyag-fogyasztás (SFC – Specific Fuel Consumption) a tüzelőanyag-fogyasztás és a tolóerő hányadosa: SFC = ṁ_fuel / Fn. A CFM56-5B esetében a statikus felszállási SFC 9,25–10,02 g/(kN·s), az utazórepülési SFC pedig kb. 15,4 g/(kN·s) (-5B4 változat) [13]. Az utazórepülési érték azért nagyobb, mert a repülési sebességgel nő a belépő impulzusáram (ram drag), így ugyanakkora tüzelőanyag-fogyasztáshoz kisebb nettó tolóerő tartozik.</w:t>
       </w:r>
     </w:p>
     <w:p>
@@ -1716,7 +1904,7 @@
           <w:i w:val="0"/>
           <w:sz w:val="24"/>
         </w:rPr>
-        <w:t>A szimulációhoz a NASA Glenn Research Center által fejlesztett pyCycle keretrendszert alkalmaztam (4.4.0 verzió). A pyCycle egy nyílt forráskódú, Python alapú gázturbina-ciklus analízis eszköz, amely az OpenMDAO (Open-source Multidisciplinary Design, Analysis and Optimization) keretrendszeren épül [12].</w:t>
+        <w:t>A szimulációhoz a NASA Glenn Research Center által fejlesztett pyCycle keretrendszert alkalmaztam (4.4.0 verzió). A pyCycle egy nyílt forráskódú, Python alapú gázturbina-ciklus analízis eszköz, amely az OpenMDAO (Open-source Multidisciplinary Design, Analysis and Optimization) keretrendszeren épül [9].</w:t>
       </w:r>
     </w:p>
     <w:p>
@@ -1732,7 +1920,7 @@
           <w:i w:val="0"/>
           <w:sz w:val="24"/>
         </w:rPr>
-        <w:t>A pyCycle legfőbb előnye a hagyományos, manuális Brayton-ciklus számításokkal szemben, hogy CEA-alapú (Chemical Equilibrium with Applications) termodinamikai adatbázist használ. Ez azt jelenti, hogy a gázok termodinamikai tulajdonságait (entalpia, entrópia, fajhő) nem konstans értékként kezeli, hanem a hőmérséklet és nyomás valóságos függvényeként számítja, figyelembe véve a gázösszetétel változását az égés során [12], [13].</w:t>
+        <w:t>A pyCycle legfőbb előnye a hagyományos, manuális Brayton-ciklus számításokkal szemben, hogy CEA-alapú (Chemical Equilibrium with Applications) termodinamikai adatbázist használ. Ez azt jelenti, hogy a gázok termodinamikai tulajdonságait (entalpia, entrópia, fajhő) nem konstans értékként kezeli, hanem a hőmérséklet és nyomás valóságos függvényeként számítja, figyelembe véve a gázösszetétel változását az égés során [9], [10].</w:t>
       </w:r>
     </w:p>
     <w:p>
@@ -1748,7 +1936,7 @@
           <w:i w:val="0"/>
           <w:sz w:val="24"/>
         </w:rPr>
-        <w:t>Az OpenMDAO keretrendszer implicit egyenletrendszer-megoldó képessége lehetővé teszi, hogy a hajtómű komponenseinek egymástól függő egyenleteit iteratív numerikus módszerrel oldja meg. Ez a megközelítés pontosabb eredményeket ad, mint az egyszerűsített analitikus közelítések, különösen off-design körülmények között [13].</w:t>
+        <w:t>Az OpenMDAO keretrendszer implicit egyenletrendszer-megoldó képessége lehetővé teszi, hogy a hajtómű komponenseinek egymástól függő egyenleteit iteratív numerikus módszerrel oldja meg. Ez a megközelítés pontosabb eredményeket ad, mint az egyszerűsített analitikus közelítések, különösen off-design körülmények között [10].</w:t>
       </w:r>
     </w:p>
     <w:p>
@@ -1764,7 +1952,7 @@
           <w:i w:val="0"/>
           <w:sz w:val="24"/>
         </w:rPr>
-        <w:t>A szimulációs környezet telepítéséhez a következő Python csomagokat alkalmaztam: om-pycycle 4.4.0, openmdao 3.43.0, numpy, scipy és matplotlib. A teljes szimulációs kód verziókezelése git rendszerrel történt, és reprodukálhatóság érdekében a requirements.txt fájlban rögzítettem a pontos verziókat [INTERNET 1].</w:t>
+        <w:t>A szimulációs környezet telepítéséhez a következő Python csomagokat alkalmaztam: om-pycycle 4.4.0, openmdao 3.39, numpy és matplotlib. A teljes szimulációs kód verziókezelése git rendszerrel történt, és reprodukálhatóság érdekében a requirements.txt fájlban rögzítettem a pontos verziókat [INTERNET 1].</w:t>
       </w:r>
     </w:p>
     <w:p>
@@ -1794,7 +1982,7 @@
           <w:i w:val="0"/>
           <w:sz w:val="24"/>
         </w:rPr>
-        <w:t>A CFM56-5B hajtómű szimulációs modellje az engine/cfm56.py Python modulban valósul meg. A modell a pyCycle pyc.Turbofan osztályán alapul, és a következő főkomponenseket tartalmazza: levegőbevezető (inlet), ventilátor (fan), elosztó (splitter), kis nyomású kompresszor (lpc), nagy nyomású kompresszor (hpc), égéstér (burner), nagy nyomású turbina (hpt), kis nyomású turbina (lpt), mag- és bypass-fúvócső (core_nozz, byp_nozz), valamint teljesítményszámító (perf) [INTERNET 1].</w:t>
+        <w:t>A CFM56-5B hajtómű szimulációs modellje az engine/cfm56.py Python modulban valósul meg. A modell a pyCycle pyc.Cycle osztályából származtatott saját ciklusosztály (CFM56Cycle), amelynek felépítése a pyCycle nagy bypass-arányú turbofan mintapéldáját követi [8], és a következő főkomponenseket tartalmazza: levegőbevezető (inlet), ventilátor (fan), elosztó (splitter), kis nyomású kompresszor (lpc), VBV-elvezetés (vbv), nagy nyomású kompresszor (hpc), égéstér (burner), nagy nyomású turbina (hpt), kis nyomású turbina (lpt), mag- és bypass-fúvócső (core_nozz, byp_nozz), valamint teljesítményszámító (perf) [INTERNET 1].</w:t>
       </w:r>
     </w:p>
     <w:p>
@@ -1810,7 +1998,7 @@
           <w:i w:val="0"/>
           <w:sz w:val="24"/>
         </w:rPr>
-        <w:t>A tervezési ponthoz tartozó bemeneti paramétereket a CFM56_PARAMS szótár tartalmazza, amelynek értékeit a nyilvánosan elérhető gyártói és szakirodalmi adatokból határoztam meg. A legfontosabb paraméterek: BPR = 5,5, OPR = 27,0, T4_tervezési = 1700 K, ventilátor nyomásviszony PR_fan = 1,685, LPC nyomásviszony PR_lpc = 2,0, HPC nyomásviszony PR_hpc = 8,0 [2], [3].</w:t>
+        <w:t>A tervezési ponthoz tartozó bemeneti paramétereket a CFM56_PARAMS szótár tartalmazza. A BPR = 5,5 és a 370 kg/s tömegáram nyilvános összesítő adatokon alapul [13], az OPR = 27,0 és a T4 = 1700 K saját becslés. A komponensenkénti nyomásviszonyok (PR_fan = 1,685, PR_lpc = 2,0, PR_hpc = 8,0) nem publikusak; ezeket saját felvétellel úgy választottam meg, hogy szorzatuk az OPR-t adja. Az izentropikus hatásfokok (0,87–0,90) a szakirodalomban tipikus értékek [4], [7]. Ezek a mennyiségek a modell bemenetei, ezért velük a modell nem validálható.</w:t>
       </w:r>
     </w:p>
     <w:p>
@@ -1826,7 +2014,55 @@
           <w:i w:val="0"/>
           <w:sz w:val="24"/>
         </w:rPr>
-        <w:t>A szimuláció végrehajtása az engine/simulation.py modulon keresztül történik, amely a run_design_point() és run_off_design() függvényeket tartalmazza. A run_design_point() függvény bemeneti paraméterei: a repülési fázis neve, a magasság lábban, a Mach-szám és opcionálisan a T4 hőmérséklet-felülírás a gázkar-szimulációhoz. Az eredményeket az EngineResults adatosztály tartalmazza SI/metrikus mértékegységekben [INTERNET 1].</w:t>
+        <w:t>A tervezési pontban (design mode) a ciklus egyenletrendszerét implicit egyensúlyi feltételek (OpenMDAO BalanceComp) zárják: (1) a tüzelőanyag-levegő arány (FAR) addig változik, amíg az égéstér kilépő hőmérséklete el nem éri a T4 célértéket; (2) a HPT nyomásviszonya addig változik, amíg a HP tengely nettó teljesítménye nulla (a HPT pontosan meghajtja a HPC-t); (3) az LPT nyomásviszonya addig változik, amíg az LP tengely nettó teljesítménye nulla (az LPT meghajtja a ventilátort és az LPC-t). A fúvócsövek a környezeti statikus nyomásra expandálnak. A tervezési pont a tengerszinti, statikus (Mach ≈ 0) felszállás, 370 kg/s tömegárammal és T4 = 1700 K-nel.</w:t>
+      </w:r>
+    </w:p>
+    <w:p>
+      <w:pPr>
+        <w:spacing w:line="360" w:lineRule="exact"/>
+        <w:ind w:firstLine="283"/>
+        <w:jc w:val="both"/>
+      </w:pPr>
+      <w:r>
+        <w:rPr>
+          <w:rFonts w:ascii="Times New Roman" w:hAnsi="Times New Roman"/>
+          <w:b w:val="0"/>
+          <w:i w:val="0"/>
+          <w:sz w:val="24"/>
+        </w:rPr>
+        <w:t>Az off-design számítás (CFM56MultiPoint) a tervezési pontban meghatározott geometriát – a fúvócsövek torokkeresztmetszetét és a kompresszor- és turbina-jelleggörbék skálázását – rögzíti. Ekkor a tömegáram, a bypass-arány és a két tengely fordulatszáma is ismeretlen: a tömegáramot a mag-fúvócső, a BPR-t a bypass-fúvócső keresztmetszete, a fordulatszámokat a tengelyek teljesítmény-egyensúlya határozza meg. Így az OPR, a BPR, a tömegáram és az N1/N2 fordulatszám eredmény, nem bemenet. Az N1 és N2 értékeket a 100%-os referencia-fordulatszámhoz (5000, illetve 14 460 1/min) viszonyítom; a típusbizonyítvány szerinti legnagyobb fordulatszám N1 = 5200 1/min (104%) és N2 = 15 183 1/min (105%) [14]. Ezeket a határokat használom az érvénytelen munkapontok jelölésére.</w:t>
+      </w:r>
+    </w:p>
+    <w:p>
+      <w:pPr>
+        <w:spacing w:line="360" w:lineRule="exact"/>
+        <w:ind w:firstLine="283"/>
+        <w:jc w:val="both"/>
+      </w:pPr>
+      <w:r>
+        <w:rPr>
+          <w:rFonts w:ascii="Times New Roman" w:hAnsi="Times New Roman"/>
+          <w:b w:val="0"/>
+          <w:i w:val="0"/>
+          <w:sz w:val="24"/>
+        </w:rPr>
+        <w:t>A Newton-megoldó csak közeli kezdőpontból konvergál megbízhatóan, ezért minden üzemállapotot kis lépésekben (legfeljebb 2500 ft, 0,05 Mach, 50 K) közelítek meg az előző konvergált megoldásból (continuation). Minden pont után ellenőrzöm, hogy a T4 célérték és a tengely-egyensúlyok teljesülnek-e, illetve hogy a kompresszorok munkapontja a jelleggörbe tartományán belül és a fordulatszám a megengedett határ alatt van-e; a határon kívüli pontokat érvénytelennek jelölöm. A részterhelési VBV-elvezetést a T4 függvényében ütemezem: 1650 K felett zárt, 1000 K-ig lineárisan 30%-ra nyit. A valódi FADEC a VBV-t a korrigált N2 alapján vezérli; a T4 szerinti ütemezés ennek egyszerűsítése.</w:t>
+      </w:r>
+    </w:p>
+    <w:p>
+      <w:pPr>
+        <w:spacing w:line="360" w:lineRule="exact"/>
+        <w:ind w:firstLine="283"/>
+        <w:jc w:val="both"/>
+      </w:pPr>
+      <w:r>
+        <w:rPr>
+          <w:rFonts w:ascii="Times New Roman" w:hAnsi="Times New Roman"/>
+          <w:b w:val="0"/>
+          <w:i w:val="0"/>
+          <w:sz w:val="24"/>
+        </w:rPr>
+        <w:t>A szimuláció végrehajtása az engine/simulation.py modulon keresztül történik (run_design_point(), OffDesignSolver, run_off_design()). Az eredményeket az EngineResults adatosztály tartalmazza SI/metrikus mértékegységekben [INTERNET 1].</w:t>
       </w:r>
     </w:p>
     <w:p>
@@ -1885,7 +2121,7 @@
         </w:rPr>
         <w:t>2. táblázat. A vizsgált repülési fázisok bemeneti paraméterei</w:t>
         <w:br/>
-        <w:t>Forrás: [4], [5]</w:t>
+        <w:t>Forrás: saját felvétel</w:t>
       </w:r>
     </w:p>
     <w:tbl>
@@ -1958,6 +2194,64 @@
                 <w:sz w:val="20"/>
               </w:rPr>
               <w:t>Mach-szám</w:t>
+            </w:r>
+          </w:p>
+        </w:tc>
+      </w:tr>
+      <w:tr>
+        <w:tc>
+          <w:tcPr>
+            <w:tcW w:type="dxa" w:w="2351"/>
+          </w:tcPr>
+          <w:p>
+            <w:r>
+              <w:rPr>
+                <w:rFonts w:ascii="Times New Roman" w:hAnsi="Times New Roman"/>
+                <w:sz w:val="20"/>
+              </w:rPr>
+              <w:t>Tervezési pont (statikus felszállás)</w:t>
+            </w:r>
+          </w:p>
+        </w:tc>
+        <w:tc>
+          <w:tcPr>
+            <w:tcW w:type="dxa" w:w="2351"/>
+          </w:tcPr>
+          <w:p>
+            <w:r>
+              <w:rPr>
+                <w:rFonts w:ascii="Times New Roman" w:hAnsi="Times New Roman"/>
+                <w:sz w:val="20"/>
+              </w:rPr>
+              <w:t>0</w:t>
+            </w:r>
+          </w:p>
+        </w:tc>
+        <w:tc>
+          <w:tcPr>
+            <w:tcW w:type="dxa" w:w="2351"/>
+          </w:tcPr>
+          <w:p>
+            <w:r>
+              <w:rPr>
+                <w:rFonts w:ascii="Times New Roman" w:hAnsi="Times New Roman"/>
+                <w:sz w:val="20"/>
+              </w:rPr>
+              <w:t>0</w:t>
+            </w:r>
+          </w:p>
+        </w:tc>
+        <w:tc>
+          <w:tcPr>
+            <w:tcW w:type="dxa" w:w="2351"/>
+          </w:tcPr>
+          <w:p>
+            <w:r>
+              <w:rPr>
+                <w:rFonts w:ascii="Times New Roman" w:hAnsi="Times New Roman"/>
+                <w:sz w:val="20"/>
+              </w:rPr>
+              <w:t>≈ 0</w:t>
             </w:r>
           </w:p>
         </w:tc>
@@ -2151,7 +2445,7 @@
           <w:i w:val="0"/>
           <w:sz w:val="24"/>
         </w:rPr>
-        <w:t>Az utazórepülési magasság (35 000 ft ≈ 10 668 m) esetén az ISA modell szerinti léghőmérséklet –54,3 °C (218,85 K), a légköri nyomás kb. 23,8 kPa. Ez a ritka és hideg levegő jelentősen befolyásolja a hajtómű teljesítményét: a kisebb sűrűség miatt a tömegáram csökken, és a hajtómű alacsonyabb tolóerőt fejt ki, mint tengerszinten, de a csökkentett ellenállás miatt ez elegendő az utazórepülés fenntartásához [4].</w:t>
+        <w:t>Az utazórepülési magasság (35 000 ft ≈ 10 668 m) esetén az ISA modell szerinti léghőmérséklet –54,3 °C (218,85 K), a légköri nyomás kb. 23,8 kPa. Ez a ritka és hideg levegő jelentősen befolyásolja a hajtómű teljesítményét: a kisebb sűrűség miatt a tömegáram csökken, és a hajtómű alacsonyabb tolóerőt fejt ki, mint tengerszinten, de a repülőgép kisebb légellenállása miatt ez elegendő az utazórepülés fenntartásához.</w:t>
       </w:r>
     </w:p>
     <w:p>
@@ -2184,7 +2478,7 @@
           <w:i w:val="0"/>
           <w:sz w:val="24"/>
         </w:rPr>
-        <w:t>4.1. Tervezési pont analízis — felszállás</w:t>
+        <w:t>4.1. Tervezési pont analízis — statikus felszállás</w:t>
       </w:r>
     </w:p>
     <w:p>
@@ -2200,7 +2494,7 @@
           <w:i w:val="0"/>
           <w:sz w:val="24"/>
         </w:rPr>
-        <w:t>A tervezési pont szimulációja felszállási körülmények között (Alt = 0 ft, Mach = 0,25, T4 = 1700 K) a következő főbb teljesítményparamétereket eredményezte. A szimulált nettó tolóerő 113,8 kN, az összesített nyomásviszony OPR = 26,96, a fajlagos tüzelőanyag-fogyasztás SFC = 0,01350 kg/(kN·s), a tüzelőanyag-tömegáram 1,54 kg/s.</w:t>
+        <w:t>A tervezési pont szimulációja tengerszinti, statikus felszállási körülmények között (Alt = 0 ft, Mach ≈ 0, T4 = 1700 K, 370 kg/s) a következő főbb teljesítményparamétereket eredményezte: nettó tolóerő 138,3 kN, fajlagos tüzelőanyag-fogyasztás SFC = 10,84 g/(kN·s), tüzelőanyag-tömegáram 1,50 kg/s (FAR = 0,0263). A tengely-egyensúlyból adódó turbina-nyomásviszonyok: HPT PR = 2,665, LPT PR = 3,745.</w:t>
       </w:r>
     </w:p>
     <w:p>
@@ -2216,7 +2510,23 @@
           <w:i w:val="0"/>
           <w:sz w:val="24"/>
         </w:rPr>
-        <w:t>A szimulált tolóerő (113,8 kN) az egy hajtóműre vonatkozó gyártói névleges értéktől (133,4 kN) kb. 14,7%-kal tér el. Ez az eltérés a következő tényezőkkel magyarázható: (1) A pyCycle tervezési pontmodellje nem tartalmaz hűtőlevegő-rendszert (turbinalapátok hűtése ~10-15% levegő). (2) A modell nem veszi figyelembe az installációs veszteségeket. (3) A valóságos hajtóműben a T4 értéke a névleges tolóerő esetén meghaladhatja a 1700 K-t. (4) Az 1D-s ciklus modell nem tudja visszaadni a valós 3D áramlási jelenségeket. Ez az eltérés a szakirodalomban elfogadott a hasonló szimulációs szinteken [9], [14].</w:t>
+        <w:t>A teljesítménymérleg az állomás-entalpiákból kézzel is ellenőrizhető. A HP tengelyen a HPC által felvett teljesítmény ṁ_core·(h3 – h25) = 56,9 kg/s · 392,8 kJ/kg ≈ 22,36 MW, a HPT által leadott (ṁ_core + ṁ_f)·(h4 – h45) ≈ 22,36 MW; az LP tengelyen a ventilátor és az LPC együttesen 24,13 MW-ot vesz fel, az LPT 24,13 MW-ot ad le. A kompresszió összesített izentropikus hatásfoka az állomásadatokból η_c = (T3s – T2)/(T3 – T2) ≈ 0,887, összhangban a megadott komponens-hatásfokokkal.</w:t>
+      </w:r>
+    </w:p>
+    <w:p>
+      <w:pPr>
+        <w:spacing w:line="360" w:lineRule="exact"/>
+        <w:ind w:firstLine="283"/>
+        <w:jc w:val="both"/>
+      </w:pPr>
+      <w:r>
+        <w:rPr>
+          <w:rFonts w:ascii="Times New Roman" w:hAnsi="Times New Roman"/>
+          <w:b w:val="0"/>
+          <w:i w:val="0"/>
+          <w:sz w:val="24"/>
+        </w:rPr>
+        <w:t>A szimulált statikus tolóerő (138,3 kN) a gyártói 133,4 kN-os statikus névleges értéknél 3,7%-kal nagyobb. A többlet fő oka, hogy a modell nem tartalmaz turbinahűtő-levegőt, beépítési és mechanikai veszteségeket: ezek mindegyike csökkentené a tolóerőt. Fontos, hogy a névleges érték statikus (Mach 0) adat; Mach 0,25-ön ugyanez a hajtómű csak 113,7 kN nettó tolóerőt ad, mert a belépő impulzusáram (ram drag) kb. 32,5 kN. A két állapot összevetése ezért nem lenne helyes.</w:t>
       </w:r>
     </w:p>
     <w:p>
@@ -2227,7 +2537,7 @@
           <w:i w:val="0"/>
           <w:sz w:val="20"/>
         </w:rPr>
-        <w:t>3. táblázat. Állomásadatok a tervezési pontban (felszállás, T4 = 1700 K)</w:t>
+        <w:t>3. táblázat. Állomásadatok a tervezési pontban (statikus felszállás, T4 = 1700 K)</w:t>
         <w:br/>
         <w:t>Forrás: saját szimuláció</w:t>
       </w:r>
@@ -2361,7 +2671,7 @@
                 <w:rFonts w:ascii="Times New Roman" w:hAnsi="Times New Roman"/>
                 <w:sz w:val="18"/>
               </w:rPr>
-              <w:t>291,8</w:t>
+              <w:t>288,2</w:t>
             </w:r>
           </w:p>
         </w:tc>
@@ -2375,7 +2685,7 @@
                 <w:rFonts w:ascii="Times New Roman" w:hAnsi="Times New Roman"/>
                 <w:sz w:val="18"/>
               </w:rPr>
-              <w:t>105,8</w:t>
+              <w:t>101,3</w:t>
             </w:r>
           </w:p>
         </w:tc>
@@ -2389,7 +2699,7 @@
                 <w:rFonts w:ascii="Times New Roman" w:hAnsi="Times New Roman"/>
                 <w:sz w:val="18"/>
               </w:rPr>
-              <w:t>–10,8</w:t>
+              <w:t>–14,4</w:t>
             </w:r>
           </w:p>
         </w:tc>
@@ -2433,7 +2743,7 @@
                 <w:rFonts w:ascii="Times New Roman" w:hAnsi="Times New Roman"/>
                 <w:sz w:val="18"/>
               </w:rPr>
-              <w:t>291,8</w:t>
+              <w:t>288,2</w:t>
             </w:r>
           </w:p>
         </w:tc>
@@ -2447,7 +2757,7 @@
                 <w:rFonts w:ascii="Times New Roman" w:hAnsi="Times New Roman"/>
                 <w:sz w:val="18"/>
               </w:rPr>
-              <w:t>105,8</w:t>
+              <w:t>101,3</w:t>
             </w:r>
           </w:p>
         </w:tc>
@@ -2461,7 +2771,7 @@
                 <w:rFonts w:ascii="Times New Roman" w:hAnsi="Times New Roman"/>
                 <w:sz w:val="18"/>
               </w:rPr>
-              <w:t>–10,8</w:t>
+              <w:t>–14,4</w:t>
             </w:r>
           </w:p>
         </w:tc>
@@ -2505,7 +2815,7 @@
                 <w:rFonts w:ascii="Times New Roman" w:hAnsi="Times New Roman"/>
                 <w:sz w:val="18"/>
               </w:rPr>
-              <w:t>344,4</w:t>
+              <w:t>340,1</w:t>
             </w:r>
           </w:p>
         </w:tc>
@@ -2519,7 +2829,7 @@
                 <w:rFonts w:ascii="Times New Roman" w:hAnsi="Times New Roman"/>
                 <w:sz w:val="18"/>
               </w:rPr>
-              <w:t>178,3</w:t>
+              <w:t>170,7</w:t>
             </w:r>
           </w:p>
         </w:tc>
@@ -2533,7 +2843,7 @@
                 <w:rFonts w:ascii="Times New Roman" w:hAnsi="Times New Roman"/>
                 <w:sz w:val="18"/>
               </w:rPr>
-              <w:t>42,2</w:t>
+              <w:t>37,9</w:t>
             </w:r>
           </w:p>
         </w:tc>
@@ -2577,7 +2887,7 @@
                 <w:rFonts w:ascii="Times New Roman" w:hAnsi="Times New Roman"/>
                 <w:sz w:val="18"/>
               </w:rPr>
-              <w:t>428,5</w:t>
+              <w:t>423,2</w:t>
             </w:r>
           </w:p>
         </w:tc>
@@ -2591,7 +2901,7 @@
                 <w:rFonts w:ascii="Times New Roman" w:hAnsi="Times New Roman"/>
                 <w:sz w:val="18"/>
               </w:rPr>
-              <w:t>356,6</w:t>
+              <w:t>341,5</w:t>
             </w:r>
           </w:p>
         </w:tc>
@@ -2605,7 +2915,7 @@
                 <w:rFonts w:ascii="Times New Roman" w:hAnsi="Times New Roman"/>
                 <w:sz w:val="18"/>
               </w:rPr>
-              <w:t>127,3</w:t>
+              <w:t>122,0</w:t>
             </w:r>
           </w:p>
         </w:tc>
@@ -2649,7 +2959,7 @@
                 <w:rFonts w:ascii="Times New Roman" w:hAnsi="Times New Roman"/>
                 <w:sz w:val="18"/>
               </w:rPr>
-              <w:t>804,9</w:t>
+              <w:t>795,8</w:t>
             </w:r>
           </w:p>
         </w:tc>
@@ -2663,7 +2973,7 @@
                 <w:rFonts w:ascii="Times New Roman" w:hAnsi="Times New Roman"/>
                 <w:sz w:val="18"/>
               </w:rPr>
-              <w:t>2853,1</w:t>
+              <w:t>2731,7</w:t>
             </w:r>
           </w:p>
         </w:tc>
@@ -2677,7 +2987,7 @@
                 <w:rFonts w:ascii="Times New Roman" w:hAnsi="Times New Roman"/>
                 <w:sz w:val="18"/>
               </w:rPr>
-              <w:t>524,8</w:t>
+              <w:t>514,8</w:t>
             </w:r>
           </w:p>
         </w:tc>
@@ -2721,7 +3031,7 @@
                 <w:rFonts w:ascii="Times New Roman" w:hAnsi="Times New Roman"/>
                 <w:sz w:val="18"/>
               </w:rPr>
-              <w:t>1727,6</w:t>
+              <w:t>1700,0</w:t>
             </w:r>
           </w:p>
         </w:tc>
@@ -2735,7 +3045,7 @@
                 <w:rFonts w:ascii="Times New Roman" w:hAnsi="Times New Roman"/>
                 <w:sz w:val="18"/>
               </w:rPr>
-              <w:t>2767,5</w:t>
+              <w:t>2649,8</w:t>
             </w:r>
           </w:p>
         </w:tc>
@@ -2749,7 +3059,7 @@
                 <w:rFonts w:ascii="Times New Roman" w:hAnsi="Times New Roman"/>
                 <w:sz w:val="18"/>
               </w:rPr>
-              <w:t>511,0</w:t>
+              <w:t>501,6</w:t>
             </w:r>
           </w:p>
         </w:tc>
@@ -2793,7 +3103,7 @@
                 <w:rFonts w:ascii="Times New Roman" w:hAnsi="Times New Roman"/>
                 <w:sz w:val="18"/>
               </w:rPr>
-              <w:t>1319,8</w:t>
+              <w:t>1404,7</w:t>
             </w:r>
           </w:p>
         </w:tc>
@@ -2807,7 +3117,7 @@
                 <w:rFonts w:ascii="Times New Roman" w:hAnsi="Times New Roman"/>
                 <w:sz w:val="18"/>
               </w:rPr>
-              <w:t>691,9</w:t>
+              <w:t>994,5</w:t>
             </w:r>
           </w:p>
         </w:tc>
@@ -2821,7 +3131,7 @@
                 <w:rFonts w:ascii="Times New Roman" w:hAnsi="Times New Roman"/>
                 <w:sz w:val="18"/>
               </w:rPr>
-              <w:t>–16,0</w:t>
+              <w:t>118,8</w:t>
             </w:r>
           </w:p>
         </w:tc>
@@ -2865,7 +3175,7 @@
                 <w:rFonts w:ascii="Times New Roman" w:hAnsi="Times New Roman"/>
                 <w:sz w:val="18"/>
               </w:rPr>
-              <w:t>989,8</w:t>
+              <w:t>1071,3</w:t>
             </w:r>
           </w:p>
         </w:tc>
@@ -2879,7 +3189,7 @@
                 <w:rFonts w:ascii="Times New Roman" w:hAnsi="Times New Roman"/>
                 <w:sz w:val="18"/>
               </w:rPr>
-              <w:t>173,0</w:t>
+              <w:t>265,6</w:t>
             </w:r>
           </w:p>
         </w:tc>
@@ -2893,7 +3203,7 @@
                 <w:rFonts w:ascii="Times New Roman" w:hAnsi="Times New Roman"/>
                 <w:sz w:val="18"/>
               </w:rPr>
-              <w:t>–419,9</w:t>
+              <w:t>–294,2</w:t>
             </w:r>
           </w:p>
         </w:tc>
@@ -2937,7 +3247,7 @@
                 <w:rFonts w:ascii="Times New Roman" w:hAnsi="Times New Roman"/>
                 <w:sz w:val="18"/>
               </w:rPr>
-              <w:t>989,8</w:t>
+              <w:t>1071,3</w:t>
             </w:r>
           </w:p>
         </w:tc>
@@ -2951,7 +3261,7 @@
                 <w:rFonts w:ascii="Times New Roman" w:hAnsi="Times New Roman"/>
                 <w:sz w:val="18"/>
               </w:rPr>
-              <w:t>173,0</w:t>
+              <w:t>265,6</w:t>
             </w:r>
           </w:p>
         </w:tc>
@@ -2965,7 +3275,7 @@
                 <w:rFonts w:ascii="Times New Roman" w:hAnsi="Times New Roman"/>
                 <w:sz w:val="18"/>
               </w:rPr>
-              <w:t>–419,9</w:t>
+              <w:t>–294,2</w:t>
             </w:r>
           </w:p>
         </w:tc>
@@ -3009,7 +3319,7 @@
                 <w:rFonts w:ascii="Times New Roman" w:hAnsi="Times New Roman"/>
                 <w:sz w:val="18"/>
               </w:rPr>
-              <w:t>344,4</w:t>
+              <w:t>340,1</w:t>
             </w:r>
           </w:p>
         </w:tc>
@@ -3023,7 +3333,7 @@
                 <w:rFonts w:ascii="Times New Roman" w:hAnsi="Times New Roman"/>
                 <w:sz w:val="18"/>
               </w:rPr>
-              <w:t>178,3</w:t>
+              <w:t>170,7</w:t>
             </w:r>
           </w:p>
         </w:tc>
@@ -3037,7 +3347,7 @@
                 <w:rFonts w:ascii="Times New Roman" w:hAnsi="Times New Roman"/>
                 <w:sz w:val="18"/>
               </w:rPr>
-              <w:t>42,2</w:t>
+              <w:t>37,9</w:t>
             </w:r>
           </w:p>
         </w:tc>
@@ -3057,7 +3367,7 @@
           <w:i w:val="0"/>
           <w:sz w:val="24"/>
         </w:rPr>
-        <w:t>Az állomásadatok elemzéséből jól látható a Brayton-ciklus termodinamikai folyamata. A kompresszió során (S2→S3) a hőmérséklet 291,8 K-ről 804,9 K-re nő, a nyomás 105,8 kPa-ról 2853 kPa-ra emelkedik, ami az OPR = 27,0 értéket adja. Az égéstérben (S3→S4) a hőmérséklet tovább nő 1727,6 K-re, miközben a nyomás alig változik (a kis égéstéri nyomásveszteség miatt). A turbinán való áthaladás során (S4→S5) a gáz hőmérséklete 989,8 K-re csökken, miközben a kompresszorok meghajtásához szükséges munkát végzi.</w:t>
+        <w:t>Az állomásadatok elemzéséből jól látható a Brayton-ciklus termodinamikai folyamata. A kompresszió során (S2→S3) a hőmérséklet 288,2 K-ről 795,8 K-re nő, a nyomás 101,3 kPa-ról 2732 kPa-ra emelkedik (OPR = 26,96). Az égéstérben (S3→S4) a hőmérséklet 1700 K-re nő, a nyomás a 3%-os égéstéri veszteségnek megfelelően csökken. A turbinákon (S4→S5) a gáz hőmérséklete 1071 K-re csökken, miközben pontosan annyi munkát végez, amennyi a kompresszorok meghajtásához szükséges. Az S2 és S21 közötti entalpia-különbség negatív előjelű értékei a CEA abszolút entalpia-referenciájából adódnak; a teljesítménymérleghez csak a különbségek számítanak.</w:t>
       </w:r>
     </w:p>
     <w:p>
@@ -3071,7 +3381,7 @@
           <w:i w:val="0"/>
           <w:sz w:val="20"/>
         </w:rPr>
-        <w:t>1. ábra. CFM56-5B állomás-diagram felszállásnál (saját szimuláció)</w:t>
+        <w:t>1. ábra. CFM56-5B állomás-diagram a tervezési pontban (saját szimuláció)</w:t>
         <w:br/>
         <w:t>Forrás: saját szerkesztés</w:t>
       </w:r>
@@ -3103,7 +3413,7 @@
           <w:i w:val="0"/>
           <w:sz w:val="24"/>
         </w:rPr>
-        <w:t>Az off-design analízis keretében a hajtómű teljesítményét három repülési fázisban vizsgáltam: felszállás (0 ft, Mach 0,25), emelkedés (15 000 ft, Mach 0,50) és utazórepülés (35 000 ft, Mach 0,78). Minden fázisban T4 = 1700 K tervezési hőmérsékletet alkalmaztam, azaz tele gázkarral vizsgáltam a hajtóművet.</w:t>
+        <w:t>Az off-design analízis keretében a hajtómű teljesítményét három repülési fázisban vizsgáltam: felszállás (0 ft, Mach 0,25), emelkedés (15 000 ft, Mach 0,50) és utazórepülés (35 000 ft, Mach 0,78). A hajtómű geometriája minden fázisban a tervezési pontban meghatározott; a tömegáram, a BPR, az OPR és a fordulatszámok a jelleggörbékből adódnak. Felszállásnál és emelkedésnél T4 = 1700 K-t alkalmaztam. Utazórepülésnél T4 = 1700 K mellett az N1 107%-ra nőne és a booster munkapontja a jelleggörbén kívülre kerülne, ezért ott a legnagyobb érvényes gázkarállást (T4 = 1490 K) tüntetem fel.</w:t>
       </w:r>
     </w:p>
     <w:p>
@@ -3320,7 +3630,7 @@
                 <w:rFonts w:ascii="Times New Roman" w:hAnsi="Times New Roman"/>
                 <w:sz w:val="20"/>
               </w:rPr>
-              <w:t>Tolóerő [kN]</w:t>
+              <w:t>T4 [K]</w:t>
             </w:r>
           </w:p>
         </w:tc>
@@ -3334,7 +3644,7 @@
                 <w:rFonts w:ascii="Times New Roman" w:hAnsi="Times New Roman"/>
                 <w:sz w:val="20"/>
               </w:rPr>
-              <w:t>113,8</w:t>
+              <w:t>1700</w:t>
             </w:r>
           </w:p>
         </w:tc>
@@ -3348,7 +3658,7 @@
                 <w:rFonts w:ascii="Times New Roman" w:hAnsi="Times New Roman"/>
                 <w:sz w:val="20"/>
               </w:rPr>
-              <w:t>85,2</w:t>
+              <w:t>1700</w:t>
             </w:r>
           </w:p>
         </w:tc>
@@ -3362,7 +3672,7 @@
                 <w:rFonts w:ascii="Times New Roman" w:hAnsi="Times New Roman"/>
                 <w:sz w:val="20"/>
               </w:rPr>
-              <w:t>52,4</w:t>
+              <w:t>1490</w:t>
             </w:r>
           </w:p>
         </w:tc>
@@ -3378,7 +3688,7 @@
                 <w:rFonts w:ascii="Times New Roman" w:hAnsi="Times New Roman"/>
                 <w:sz w:val="20"/>
               </w:rPr>
-              <w:t>SFC [kg/(kN·s)]</w:t>
+              <w:t>Tömegáram [kg/s]</w:t>
             </w:r>
           </w:p>
         </w:tc>
@@ -3392,7 +3702,7 @@
                 <w:rFonts w:ascii="Times New Roman" w:hAnsi="Times New Roman"/>
                 <w:sz w:val="20"/>
               </w:rPr>
-              <w:t>0,01350</w:t>
+              <w:t>381,4</w:t>
             </w:r>
           </w:p>
         </w:tc>
@@ -3406,7 +3716,7 @@
                 <w:rFonts w:ascii="Times New Roman" w:hAnsi="Times New Roman"/>
                 <w:sz w:val="20"/>
               </w:rPr>
-              <w:t>0,01280</w:t>
+              <w:t>264,9</w:t>
             </w:r>
           </w:p>
         </w:tc>
@@ -3420,7 +3730,181 @@
                 <w:rFonts w:ascii="Times New Roman" w:hAnsi="Times New Roman"/>
                 <w:sz w:val="20"/>
               </w:rPr>
-              <w:t>0,01210</w:t>
+              <w:t>139,4</w:t>
+            </w:r>
+          </w:p>
+        </w:tc>
+      </w:tr>
+      <w:tr>
+        <w:tc>
+          <w:tcPr>
+            <w:tcW w:type="dxa" w:w="2351"/>
+          </w:tcPr>
+          <w:p>
+            <w:r>
+              <w:rPr>
+                <w:rFonts w:ascii="Times New Roman" w:hAnsi="Times New Roman"/>
+                <w:sz w:val="20"/>
+              </w:rPr>
+              <w:t>Nettó tolóerő [kN]</w:t>
+            </w:r>
+          </w:p>
+        </w:tc>
+        <w:tc>
+          <w:tcPr>
+            <w:tcW w:type="dxa" w:w="2351"/>
+          </w:tcPr>
+          <w:p>
+            <w:r>
+              <w:rPr>
+                <w:rFonts w:ascii="Times New Roman" w:hAnsi="Times New Roman"/>
+                <w:sz w:val="20"/>
+              </w:rPr>
+              <w:t>113,7</w:t>
+            </w:r>
+          </w:p>
+        </w:tc>
+        <w:tc>
+          <w:tcPr>
+            <w:tcW w:type="dxa" w:w="2351"/>
+          </w:tcPr>
+          <w:p>
+            <w:r>
+              <w:rPr>
+                <w:rFonts w:ascii="Times New Roman" w:hAnsi="Times New Roman"/>
+                <w:sz w:val="20"/>
+              </w:rPr>
+              <w:t>69,0</w:t>
+            </w:r>
+          </w:p>
+        </w:tc>
+        <w:tc>
+          <w:tcPr>
+            <w:tcW w:type="dxa" w:w="2351"/>
+          </w:tcPr>
+          <w:p>
+            <w:r>
+              <w:rPr>
+                <w:rFonts w:ascii="Times New Roman" w:hAnsi="Times New Roman"/>
+                <w:sz w:val="20"/>
+              </w:rPr>
+              <w:t>25,5</w:t>
+            </w:r>
+          </w:p>
+        </w:tc>
+      </w:tr>
+      <w:tr>
+        <w:tc>
+          <w:tcPr>
+            <w:tcW w:type="dxa" w:w="2351"/>
+          </w:tcPr>
+          <w:p>
+            <w:r>
+              <w:rPr>
+                <w:rFonts w:ascii="Times New Roman" w:hAnsi="Times New Roman"/>
+                <w:sz w:val="20"/>
+              </w:rPr>
+              <w:t>Ram drag [kN]</w:t>
+            </w:r>
+          </w:p>
+        </w:tc>
+        <w:tc>
+          <w:tcPr>
+            <w:tcW w:type="dxa" w:w="2351"/>
+          </w:tcPr>
+          <w:p>
+            <w:r>
+              <w:rPr>
+                <w:rFonts w:ascii="Times New Roman" w:hAnsi="Times New Roman"/>
+                <w:sz w:val="20"/>
+              </w:rPr>
+              <w:t>32,5</w:t>
+            </w:r>
+          </w:p>
+        </w:tc>
+        <w:tc>
+          <w:tcPr>
+            <w:tcW w:type="dxa" w:w="2351"/>
+          </w:tcPr>
+          <w:p>
+            <w:r>
+              <w:rPr>
+                <w:rFonts w:ascii="Times New Roman" w:hAnsi="Times New Roman"/>
+                <w:sz w:val="20"/>
+              </w:rPr>
+              <w:t>42,7</w:t>
+            </w:r>
+          </w:p>
+        </w:tc>
+        <w:tc>
+          <w:tcPr>
+            <w:tcW w:type="dxa" w:w="2351"/>
+          </w:tcPr>
+          <w:p>
+            <w:r>
+              <w:rPr>
+                <w:rFonts w:ascii="Times New Roman" w:hAnsi="Times New Roman"/>
+                <w:sz w:val="20"/>
+              </w:rPr>
+              <w:t>32,3</w:t>
+            </w:r>
+          </w:p>
+        </w:tc>
+      </w:tr>
+      <w:tr>
+        <w:tc>
+          <w:tcPr>
+            <w:tcW w:type="dxa" w:w="2351"/>
+          </w:tcPr>
+          <w:p>
+            <w:r>
+              <w:rPr>
+                <w:rFonts w:ascii="Times New Roman" w:hAnsi="Times New Roman"/>
+                <w:sz w:val="20"/>
+              </w:rPr>
+              <w:t>SFC [g/(kN·s)]</w:t>
+            </w:r>
+          </w:p>
+        </w:tc>
+        <w:tc>
+          <w:tcPr>
+            <w:tcW w:type="dxa" w:w="2351"/>
+          </w:tcPr>
+          <w:p>
+            <w:r>
+              <w:rPr>
+                <w:rFonts w:ascii="Times New Roman" w:hAnsi="Times New Roman"/>
+                <w:sz w:val="20"/>
+              </w:rPr>
+              <w:t>13,44</w:t>
+            </w:r>
+          </w:p>
+        </w:tc>
+        <w:tc>
+          <w:tcPr>
+            <w:tcW w:type="dxa" w:w="2351"/>
+          </w:tcPr>
+          <w:p>
+            <w:r>
+              <w:rPr>
+                <w:rFonts w:ascii="Times New Roman" w:hAnsi="Times New Roman"/>
+                <w:sz w:val="20"/>
+              </w:rPr>
+              <w:t>16,10</w:t>
+            </w:r>
+          </w:p>
+        </w:tc>
+        <w:tc>
+          <w:tcPr>
+            <w:tcW w:type="dxa" w:w="2351"/>
+          </w:tcPr>
+          <w:p>
+            <w:r>
+              <w:rPr>
+                <w:rFonts w:ascii="Times New Roman" w:hAnsi="Times New Roman"/>
+                <w:sz w:val="20"/>
+              </w:rPr>
+              <w:t>17,48</w:t>
             </w:r>
           </w:p>
         </w:tc>
@@ -3450,7 +3934,7 @@
                 <w:rFonts w:ascii="Times New Roman" w:hAnsi="Times New Roman"/>
                 <w:sz w:val="20"/>
               </w:rPr>
-              <w:t>26,96</w:t>
+              <w:t>26,42</w:t>
             </w:r>
           </w:p>
         </w:tc>
@@ -3464,7 +3948,7 @@
                 <w:rFonts w:ascii="Times New Roman" w:hAnsi="Times New Roman"/>
                 <w:sz w:val="20"/>
               </w:rPr>
-              <w:t>26,96</w:t>
+              <w:t>29,44</w:t>
             </w:r>
           </w:p>
         </w:tc>
@@ -3478,7 +3962,7 @@
                 <w:rFonts w:ascii="Times New Roman" w:hAnsi="Times New Roman"/>
                 <w:sz w:val="20"/>
               </w:rPr>
-              <w:t>26,96</w:t>
+              <w:t>24,74</w:t>
             </w:r>
           </w:p>
         </w:tc>
@@ -3508,7 +3992,7 @@
                 <w:rFonts w:ascii="Times New Roman" w:hAnsi="Times New Roman"/>
                 <w:sz w:val="20"/>
               </w:rPr>
-              <w:t>5,50</w:t>
+              <w:t>5,55</w:t>
             </w:r>
           </w:p>
         </w:tc>
@@ -3522,7 +4006,7 @@
                 <w:rFonts w:ascii="Times New Roman" w:hAnsi="Times New Roman"/>
                 <w:sz w:val="20"/>
               </w:rPr>
-              <w:t>5,50</w:t>
+              <w:t>5,37</w:t>
             </w:r>
           </w:p>
         </w:tc>
@@ -3536,7 +4020,65 @@
                 <w:rFonts w:ascii="Times New Roman" w:hAnsi="Times New Roman"/>
                 <w:sz w:val="20"/>
               </w:rPr>
-              <w:t>5,50</w:t>
+              <w:t>5,56</w:t>
+            </w:r>
+          </w:p>
+        </w:tc>
+      </w:tr>
+      <w:tr>
+        <w:tc>
+          <w:tcPr>
+            <w:tcW w:type="dxa" w:w="2351"/>
+          </w:tcPr>
+          <w:p>
+            <w:r>
+              <w:rPr>
+                <w:rFonts w:ascii="Times New Roman" w:hAnsi="Times New Roman"/>
+                <w:sz w:val="20"/>
+              </w:rPr>
+              <w:t>N1 / N2 [%]</w:t>
+            </w:r>
+          </w:p>
+        </w:tc>
+        <w:tc>
+          <w:tcPr>
+            <w:tcW w:type="dxa" w:w="2351"/>
+          </w:tcPr>
+          <w:p>
+            <w:r>
+              <w:rPr>
+                <w:rFonts w:ascii="Times New Roman" w:hAnsi="Times New Roman"/>
+                <w:sz w:val="20"/>
+              </w:rPr>
+              <w:t>100,2 / 100,3</w:t>
+            </w:r>
+          </w:p>
+        </w:tc>
+        <w:tc>
+          <w:tcPr>
+            <w:tcW w:type="dxa" w:w="2351"/>
+          </w:tcPr>
+          <w:p>
+            <w:r>
+              <w:rPr>
+                <w:rFonts w:ascii="Times New Roman" w:hAnsi="Times New Roman"/>
+                <w:sz w:val="20"/>
+              </w:rPr>
+              <w:t>101,8 / 99,0</w:t>
+            </w:r>
+          </w:p>
+        </w:tc>
+        <w:tc>
+          <w:tcPr>
+            <w:tcW w:type="dxa" w:w="2351"/>
+          </w:tcPr>
+          <w:p>
+            <w:r>
+              <w:rPr>
+                <w:rFonts w:ascii="Times New Roman" w:hAnsi="Times New Roman"/>
+                <w:sz w:val="20"/>
+              </w:rPr>
+              <w:t>91,7 / 91,9</w:t>
             </w:r>
           </w:p>
         </w:tc>
@@ -3566,7 +4108,7 @@
                 <w:rFonts w:ascii="Times New Roman" w:hAnsi="Times New Roman"/>
                 <w:sz w:val="20"/>
               </w:rPr>
-              <w:t>1,54</w:t>
+              <w:t>1,53</w:t>
             </w:r>
           </w:p>
         </w:tc>
@@ -3580,7 +4122,7 @@
                 <w:rFonts w:ascii="Times New Roman" w:hAnsi="Times New Roman"/>
                 <w:sz w:val="20"/>
               </w:rPr>
-              <w:t>1,09</w:t>
+              <w:t>1,11</w:t>
             </w:r>
           </w:p>
         </w:tc>
@@ -3594,7 +4136,7 @@
                 <w:rFonts w:ascii="Times New Roman" w:hAnsi="Times New Roman"/>
                 <w:sz w:val="20"/>
               </w:rPr>
-              <w:t>0,63</w:t>
+              <w:t>0,45</w:t>
             </w:r>
           </w:p>
         </w:tc>
@@ -3614,7 +4156,7 @@
           <w:i w:val="0"/>
           <w:sz w:val="24"/>
         </w:rPr>
-        <w:t>Az eredmények egyértelműen mutatják, hogy a tolóerő a magassággal és a Mach-számmal együtt csökken. Ez fizikailag indokolt: nagyobb magasságon a levegő sűrűsége kisebb, ezért a hajtóműbe belépő levegő tömegárama csökken, ami közvetlen hatással van a tolóerőre. Felszállástól utazórepülésig a tolóerő 113,8 kN-ről 52,4 kN-re csökken, ami kb. 54%-os csökkenést jelent.</w:t>
+        <w:t>Az eredmények egyértelműen mutatják, hogy a tolóerő a magassággal és a Mach-számmal együtt csökken. Nagyobb magasságon a levegő sűrűsége kisebb, ezért a rögzített geometriájú hajtómű tömegárama felszállásnál 381 kg/s, emelkedésnél 265 kg/s, utazórepülésnél 139 kg/s. Emellett a repülési sebességgel a ram drag is nő. Emelkedésnél a hidegebb belépő levegő miatt a korrigált fordulatszám és az OPR (29,4) nagyobb, mint tengerszinten.</w:t>
       </w:r>
     </w:p>
     <w:p>
@@ -3630,7 +4172,7 @@
           <w:i w:val="0"/>
           <w:sz w:val="24"/>
         </w:rPr>
-        <w:t>Ugyanakkor a fajlagos tüzelőanyag-fogyasztás (SFC) a magassággal javul: felszálláskor 0,01350 kg/(kN·s), utazórepülésnél 0,01210 kg/(kN·s). Ez kb. 10%-os hatékonysági javulás, amelyet elsősorban a hidegebb és ritkább levegő kedvezőbb termodinamikai körülményei magyaráznak: a kompresszorba belépő hidegebb levegő kisebb kompressziós munkát igényel [9].</w:t>
+        <w:t>A fajlagos tüzelőanyag-fogyasztás (SFC) a repülési sebességgel nő: felszálláskor 13,44 g/(kN·s), utazórepülésnél 17,48 g/(kN·s). Bár a hidegebb levegő javítja a termikus hatásfokot, a nagyobb repülési sebesség miatt a kilépő és belépő sebesség különbsége, így a tömegáramra jutó nettó tolóerő csökken. Ez megfelel a gyártói adatok trendjének (statikus 9,25–10,02, utazó 15,4 g/(kN·s) [13]).</w:t>
       </w:r>
     </w:p>
     <w:p>
@@ -3676,7 +4218,7 @@
           <w:i w:val="0"/>
           <w:sz w:val="24"/>
         </w:rPr>
-        <w:t>A gázkar (tolóerő-szabályozó) szimulációját a 04_throttle.ipynb Jupyter Notebook valósítja meg interaktív ipywidgets csúszka segítségével. A csúszka a gázkar állását 0–100% között változtatja, ahol 0% az alapjárat (T4 = 1000 K) és 100% a teljes tolóerő (T4 = 1700 K). A közbenső értékek lineárisan interpoláltak: T4 = 1000 + gázkar% × 7 K.</w:t>
+        <w:t>A gázkar (tolóerő-szabályozó) szimulációját a 04_throttle.ipynb Jupyter Notebook és a Streamlit alkalmazás valósítja meg. A csúszka a gázkar állását 0–100% között változtatja, ahol 0% a T4 = 1000 K részterhelés és 100% a felszállási T4 = 1700 K: T4 = 1000 + gázkar% × 7 K. Minden gázkarállás teljes off-design megoldás (5%-os lépésenként előre kiszámítva), a VBV-ütemezéssel együtt.</w:t>
       </w:r>
     </w:p>
     <w:p>
@@ -3715,16 +4257,18 @@
         <w:tblLook w:firstColumn="1" w:firstRow="1" w:lastColumn="0" w:lastRow="0" w:noHBand="0" w:noVBand="1" w:val="04A0"/>
       </w:tblPr>
       <w:tblGrid>
-        <w:gridCol w:w="1881"/>
-        <w:gridCol w:w="1881"/>
-        <w:gridCol w:w="1881"/>
-        <w:gridCol w:w="1881"/>
-        <w:gridCol w:w="1881"/>
+        <w:gridCol w:w="1344"/>
+        <w:gridCol w:w="1344"/>
+        <w:gridCol w:w="1344"/>
+        <w:gridCol w:w="1344"/>
+        <w:gridCol w:w="1344"/>
+        <w:gridCol w:w="1344"/>
+        <w:gridCol w:w="1344"/>
       </w:tblGrid>
       <w:tr>
         <w:tc>
           <w:tcPr>
-            <w:tcW w:type="dxa" w:w="1881"/>
+            <w:tcW w:type="dxa" w:w="1344"/>
           </w:tcPr>
           <w:p>
             <w:r>
@@ -3739,7 +4283,7 @@
         </w:tc>
         <w:tc>
           <w:tcPr>
-            <w:tcW w:type="dxa" w:w="1881"/>
+            <w:tcW w:type="dxa" w:w="1344"/>
           </w:tcPr>
           <w:p>
             <w:r>
@@ -3754,7 +4298,7 @@
         </w:tc>
         <w:tc>
           <w:tcPr>
-            <w:tcW w:type="dxa" w:w="1881"/>
+            <w:tcW w:type="dxa" w:w="1344"/>
           </w:tcPr>
           <w:p>
             <w:r>
@@ -3769,7 +4313,7 @@
         </w:tc>
         <w:tc>
           <w:tcPr>
-            <w:tcW w:type="dxa" w:w="1881"/>
+            <w:tcW w:type="dxa" w:w="1344"/>
           </w:tcPr>
           <w:p>
             <w:r>
@@ -3784,7 +4328,7 @@
         </w:tc>
         <w:tc>
           <w:tcPr>
-            <w:tcW w:type="dxa" w:w="1881"/>
+            <w:tcW w:type="dxa" w:w="1344"/>
           </w:tcPr>
           <w:p>
             <w:r>
@@ -3793,7 +4337,37 @@
                 <w:b/>
                 <w:sz w:val="20"/>
               </w:rPr>
-              <w:t>SFC [kg/(kN·s)]</w:t>
+              <w:t>SFC [g/(kN·s)]</w:t>
+            </w:r>
+          </w:p>
+        </w:tc>
+        <w:tc>
+          <w:tcPr>
+            <w:tcW w:type="dxa" w:w="1344"/>
+          </w:tcPr>
+          <w:p>
+            <w:r>
+              <w:rPr>
+                <w:rFonts w:ascii="Times New Roman" w:hAnsi="Times New Roman"/>
+                <w:b/>
+                <w:sz w:val="20"/>
+              </w:rPr>
+              <w:t>N1 [%]</w:t>
+            </w:r>
+          </w:p>
+        </w:tc>
+        <w:tc>
+          <w:tcPr>
+            <w:tcW w:type="dxa" w:w="1344"/>
+          </w:tcPr>
+          <w:p>
+            <w:r>
+              <w:rPr>
+                <w:rFonts w:ascii="Times New Roman" w:hAnsi="Times New Roman"/>
+                <w:b/>
+                <w:sz w:val="20"/>
+              </w:rPr>
+              <w:t>VBV [%]</w:t>
             </w:r>
           </w:p>
         </w:tc>
@@ -3801,7 +4375,7 @@
       <w:tr>
         <w:tc>
           <w:tcPr>
-            <w:tcW w:type="dxa" w:w="1881"/>
+            <w:tcW w:type="dxa" w:w="1344"/>
           </w:tcPr>
           <w:p>
             <w:r>
@@ -3809,13 +4383,13 @@
                 <w:rFonts w:ascii="Times New Roman" w:hAnsi="Times New Roman"/>
                 <w:sz w:val="20"/>
               </w:rPr>
-              <w:t>0</w:t>
+              <w:t>0*</w:t>
             </w:r>
           </w:p>
         </w:tc>
         <w:tc>
           <w:tcPr>
-            <w:tcW w:type="dxa" w:w="1881"/>
+            <w:tcW w:type="dxa" w:w="1344"/>
           </w:tcPr>
           <w:p>
             <w:r>
@@ -3829,7 +4403,7 @@
         </w:tc>
         <w:tc>
           <w:tcPr>
-            <w:tcW w:type="dxa" w:w="1881"/>
+            <w:tcW w:type="dxa" w:w="1344"/>
           </w:tcPr>
           <w:p>
             <w:r>
@@ -3837,13 +4411,13 @@
                 <w:rFonts w:ascii="Times New Roman" w:hAnsi="Times New Roman"/>
                 <w:sz w:val="20"/>
               </w:rPr>
-              <w:t>109,1</w:t>
+              <w:t>14,9</w:t>
             </w:r>
           </w:p>
         </w:tc>
         <w:tc>
           <w:tcPr>
-            <w:tcW w:type="dxa" w:w="1881"/>
+            <w:tcW w:type="dxa" w:w="1344"/>
           </w:tcPr>
           <w:p>
             <w:r>
@@ -3851,13 +4425,13 @@
                 <w:rFonts w:ascii="Times New Roman" w:hAnsi="Times New Roman"/>
                 <w:sz w:val="20"/>
               </w:rPr>
-              <w:t>0,90</w:t>
+              <w:t>0,25</w:t>
             </w:r>
           </w:p>
         </w:tc>
         <w:tc>
           <w:tcPr>
-            <w:tcW w:type="dxa" w:w="1881"/>
+            <w:tcW w:type="dxa" w:w="1344"/>
           </w:tcPr>
           <w:p>
             <w:r>
@@ -3865,7 +4439,35 @@
                 <w:rFonts w:ascii="Times New Roman" w:hAnsi="Times New Roman"/>
                 <w:sz w:val="20"/>
               </w:rPr>
-              <w:t>0,00829</w:t>
+              <w:t>16,82</w:t>
+            </w:r>
+          </w:p>
+        </w:tc>
+        <w:tc>
+          <w:tcPr>
+            <w:tcW w:type="dxa" w:w="1344"/>
+          </w:tcPr>
+          <w:p>
+            <w:r>
+              <w:rPr>
+                <w:rFonts w:ascii="Times New Roman" w:hAnsi="Times New Roman"/>
+                <w:sz w:val="20"/>
+              </w:rPr>
+              <w:t>75,7</w:t>
+            </w:r>
+          </w:p>
+        </w:tc>
+        <w:tc>
+          <w:tcPr>
+            <w:tcW w:type="dxa" w:w="1344"/>
+          </w:tcPr>
+          <w:p>
+            <w:r>
+              <w:rPr>
+                <w:rFonts w:ascii="Times New Roman" w:hAnsi="Times New Roman"/>
+                <w:sz w:val="20"/>
+              </w:rPr>
+              <w:t>30</w:t>
             </w:r>
           </w:p>
         </w:tc>
@@ -3873,7 +4475,7 @@
       <w:tr>
         <w:tc>
           <w:tcPr>
-            <w:tcW w:type="dxa" w:w="1881"/>
+            <w:tcW w:type="dxa" w:w="1344"/>
           </w:tcPr>
           <w:p>
             <w:r>
@@ -3887,7 +4489,7 @@
         </w:tc>
         <w:tc>
           <w:tcPr>
-            <w:tcW w:type="dxa" w:w="1881"/>
+            <w:tcW w:type="dxa" w:w="1344"/>
           </w:tcPr>
           <w:p>
             <w:r>
@@ -3901,7 +4503,7 @@
         </w:tc>
         <w:tc>
           <w:tcPr>
-            <w:tcW w:type="dxa" w:w="1881"/>
+            <w:tcW w:type="dxa" w:w="1344"/>
           </w:tcPr>
           <w:p>
             <w:r>
@@ -3909,13 +4511,13 @@
                 <w:rFonts w:ascii="Times New Roman" w:hAnsi="Times New Roman"/>
                 <w:sz w:val="20"/>
               </w:rPr>
-              <w:t>110,4</w:t>
+              <w:t>32,9</w:t>
             </w:r>
           </w:p>
         </w:tc>
         <w:tc>
           <w:tcPr>
-            <w:tcW w:type="dxa" w:w="1881"/>
+            <w:tcW w:type="dxa" w:w="1344"/>
           </w:tcPr>
           <w:p>
             <w:r>
@@ -3923,13 +4525,13 @@
                 <w:rFonts w:ascii="Times New Roman" w:hAnsi="Times New Roman"/>
                 <w:sz w:val="20"/>
               </w:rPr>
-              <w:t>1,06</w:t>
+              <w:t>0,44</w:t>
             </w:r>
           </w:p>
         </w:tc>
         <w:tc>
           <w:tcPr>
-            <w:tcW w:type="dxa" w:w="1881"/>
+            <w:tcW w:type="dxa" w:w="1344"/>
           </w:tcPr>
           <w:p>
             <w:r>
@@ -3937,7 +4539,35 @@
                 <w:rFonts w:ascii="Times New Roman" w:hAnsi="Times New Roman"/>
                 <w:sz w:val="20"/>
               </w:rPr>
-              <w:t>0,00960</w:t>
+              <w:t>13,23</w:t>
+            </w:r>
+          </w:p>
+        </w:tc>
+        <w:tc>
+          <w:tcPr>
+            <w:tcW w:type="dxa" w:w="1344"/>
+          </w:tcPr>
+          <w:p>
+            <w:r>
+              <w:rPr>
+                <w:rFonts w:ascii="Times New Roman" w:hAnsi="Times New Roman"/>
+                <w:sz w:val="20"/>
+              </w:rPr>
+              <w:t>84,1</w:t>
+            </w:r>
+          </w:p>
+        </w:tc>
+        <w:tc>
+          <w:tcPr>
+            <w:tcW w:type="dxa" w:w="1344"/>
+          </w:tcPr>
+          <w:p>
+            <w:r>
+              <w:rPr>
+                <w:rFonts w:ascii="Times New Roman" w:hAnsi="Times New Roman"/>
+                <w:sz w:val="20"/>
+              </w:rPr>
+              <w:t>22</w:t>
             </w:r>
           </w:p>
         </w:tc>
@@ -3945,7 +4575,7 @@
       <w:tr>
         <w:tc>
           <w:tcPr>
-            <w:tcW w:type="dxa" w:w="1881"/>
+            <w:tcW w:type="dxa" w:w="1344"/>
           </w:tcPr>
           <w:p>
             <w:r>
@@ -3959,7 +4589,7 @@
         </w:tc>
         <w:tc>
           <w:tcPr>
-            <w:tcW w:type="dxa" w:w="1881"/>
+            <w:tcW w:type="dxa" w:w="1344"/>
           </w:tcPr>
           <w:p>
             <w:r>
@@ -3973,7 +4603,7 @@
         </w:tc>
         <w:tc>
           <w:tcPr>
-            <w:tcW w:type="dxa" w:w="1881"/>
+            <w:tcW w:type="dxa" w:w="1344"/>
           </w:tcPr>
           <w:p>
             <w:r>
@@ -3981,13 +4611,13 @@
                 <w:rFonts w:ascii="Times New Roman" w:hAnsi="Times New Roman"/>
                 <w:sz w:val="20"/>
               </w:rPr>
-              <w:t>111,6</w:t>
+              <w:t>57,3</w:t>
             </w:r>
           </w:p>
         </w:tc>
         <w:tc>
           <w:tcPr>
-            <w:tcW w:type="dxa" w:w="1881"/>
+            <w:tcW w:type="dxa" w:w="1344"/>
           </w:tcPr>
           <w:p>
             <w:r>
@@ -3995,13 +4625,13 @@
                 <w:rFonts w:ascii="Times New Roman" w:hAnsi="Times New Roman"/>
                 <w:sz w:val="20"/>
               </w:rPr>
-              <w:t>1,22</w:t>
+              <w:t>0,70</w:t>
             </w:r>
           </w:p>
         </w:tc>
         <w:tc>
           <w:tcPr>
-            <w:tcW w:type="dxa" w:w="1881"/>
+            <w:tcW w:type="dxa" w:w="1344"/>
           </w:tcPr>
           <w:p>
             <w:r>
@@ -4009,7 +4639,35 @@
                 <w:rFonts w:ascii="Times New Roman" w:hAnsi="Times New Roman"/>
                 <w:sz w:val="20"/>
               </w:rPr>
-              <w:t>0,01094</w:t>
+              <w:t>12,29</w:t>
+            </w:r>
+          </w:p>
+        </w:tc>
+        <w:tc>
+          <w:tcPr>
+            <w:tcW w:type="dxa" w:w="1344"/>
+          </w:tcPr>
+          <w:p>
+            <w:r>
+              <w:rPr>
+                <w:rFonts w:ascii="Times New Roman" w:hAnsi="Times New Roman"/>
+                <w:sz w:val="20"/>
+              </w:rPr>
+              <w:t>90,2</w:t>
+            </w:r>
+          </w:p>
+        </w:tc>
+        <w:tc>
+          <w:tcPr>
+            <w:tcW w:type="dxa" w:w="1344"/>
+          </w:tcPr>
+          <w:p>
+            <w:r>
+              <w:rPr>
+                <w:rFonts w:ascii="Times New Roman" w:hAnsi="Times New Roman"/>
+                <w:sz w:val="20"/>
+              </w:rPr>
+              <w:t>14</w:t>
             </w:r>
           </w:p>
         </w:tc>
@@ -4017,7 +4675,7 @@
       <w:tr>
         <w:tc>
           <w:tcPr>
-            <w:tcW w:type="dxa" w:w="1881"/>
+            <w:tcW w:type="dxa" w:w="1344"/>
           </w:tcPr>
           <w:p>
             <w:r>
@@ -4031,7 +4689,7 @@
         </w:tc>
         <w:tc>
           <w:tcPr>
-            <w:tcW w:type="dxa" w:w="1881"/>
+            <w:tcW w:type="dxa" w:w="1344"/>
           </w:tcPr>
           <w:p>
             <w:r>
@@ -4045,7 +4703,7 @@
         </w:tc>
         <w:tc>
           <w:tcPr>
-            <w:tcW w:type="dxa" w:w="1881"/>
+            <w:tcW w:type="dxa" w:w="1344"/>
           </w:tcPr>
           <w:p>
             <w:r>
@@ -4053,13 +4711,13 @@
                 <w:rFonts w:ascii="Times New Roman" w:hAnsi="Times New Roman"/>
                 <w:sz w:val="20"/>
               </w:rPr>
-              <w:t>112,7</w:t>
+              <w:t>84,8</w:t>
             </w:r>
           </w:p>
         </w:tc>
         <w:tc>
           <w:tcPr>
-            <w:tcW w:type="dxa" w:w="1881"/>
+            <w:tcW w:type="dxa" w:w="1344"/>
           </w:tcPr>
           <w:p>
             <w:r>
@@ -4067,13 +4725,13 @@
                 <w:rFonts w:ascii="Times New Roman" w:hAnsi="Times New Roman"/>
                 <w:sz w:val="20"/>
               </w:rPr>
-              <w:t>1,38</w:t>
+              <w:t>1,07</w:t>
             </w:r>
           </w:p>
         </w:tc>
         <w:tc>
           <w:tcPr>
-            <w:tcW w:type="dxa" w:w="1881"/>
+            <w:tcW w:type="dxa" w:w="1344"/>
           </w:tcPr>
           <w:p>
             <w:r>
@@ -4081,7 +4739,35 @@
                 <w:rFonts w:ascii="Times New Roman" w:hAnsi="Times New Roman"/>
                 <w:sz w:val="20"/>
               </w:rPr>
-              <w:t>0,01225</w:t>
+              <w:t>12,61</w:t>
+            </w:r>
+          </w:p>
+        </w:tc>
+        <w:tc>
+          <w:tcPr>
+            <w:tcW w:type="dxa" w:w="1344"/>
+          </w:tcPr>
+          <w:p>
+            <w:r>
+              <w:rPr>
+                <w:rFonts w:ascii="Times New Roman" w:hAnsi="Times New Roman"/>
+                <w:sz w:val="20"/>
+              </w:rPr>
+              <w:t>95,2</w:t>
+            </w:r>
+          </w:p>
+        </w:tc>
+        <w:tc>
+          <w:tcPr>
+            <w:tcW w:type="dxa" w:w="1344"/>
+          </w:tcPr>
+          <w:p>
+            <w:r>
+              <w:rPr>
+                <w:rFonts w:ascii="Times New Roman" w:hAnsi="Times New Roman"/>
+                <w:sz w:val="20"/>
+              </w:rPr>
+              <w:t>6</w:t>
             </w:r>
           </w:p>
         </w:tc>
@@ -4089,7 +4775,7 @@
       <w:tr>
         <w:tc>
           <w:tcPr>
-            <w:tcW w:type="dxa" w:w="1881"/>
+            <w:tcW w:type="dxa" w:w="1344"/>
           </w:tcPr>
           <w:p>
             <w:r>
@@ -4103,7 +4789,7 @@
         </w:tc>
         <w:tc>
           <w:tcPr>
-            <w:tcW w:type="dxa" w:w="1881"/>
+            <w:tcW w:type="dxa" w:w="1344"/>
           </w:tcPr>
           <w:p>
             <w:r>
@@ -4117,7 +4803,7 @@
         </w:tc>
         <w:tc>
           <w:tcPr>
-            <w:tcW w:type="dxa" w:w="1881"/>
+            <w:tcW w:type="dxa" w:w="1344"/>
           </w:tcPr>
           <w:p>
             <w:r>
@@ -4125,13 +4811,13 @@
                 <w:rFonts w:ascii="Times New Roman" w:hAnsi="Times New Roman"/>
                 <w:sz w:val="20"/>
               </w:rPr>
-              <w:t>113,8</w:t>
+              <w:t>113,7</w:t>
             </w:r>
           </w:p>
         </w:tc>
         <w:tc>
           <w:tcPr>
-            <w:tcW w:type="dxa" w:w="1881"/>
+            <w:tcW w:type="dxa" w:w="1344"/>
           </w:tcPr>
           <w:p>
             <w:r>
@@ -4139,13 +4825,13 @@
                 <w:rFonts w:ascii="Times New Roman" w:hAnsi="Times New Roman"/>
                 <w:sz w:val="20"/>
               </w:rPr>
-              <w:t>1,54</w:t>
+              <w:t>1,53</w:t>
             </w:r>
           </w:p>
         </w:tc>
         <w:tc>
           <w:tcPr>
-            <w:tcW w:type="dxa" w:w="1881"/>
+            <w:tcW w:type="dxa" w:w="1344"/>
           </w:tcPr>
           <w:p>
             <w:r>
@@ -4153,13 +4839,40 @@
                 <w:rFonts w:ascii="Times New Roman" w:hAnsi="Times New Roman"/>
                 <w:sz w:val="20"/>
               </w:rPr>
-              <w:t>0,01350</w:t>
+              <w:t>13,44</w:t>
+            </w:r>
+          </w:p>
+        </w:tc>
+        <w:tc>
+          <w:tcPr>
+            <w:tcW w:type="dxa" w:w="1344"/>
+          </w:tcPr>
+          <w:p>
+            <w:r>
+              <w:rPr>
+                <w:rFonts w:ascii="Times New Roman" w:hAnsi="Times New Roman"/>
+                <w:sz w:val="20"/>
+              </w:rPr>
+              <w:t>100,2</w:t>
+            </w:r>
+          </w:p>
+        </w:tc>
+        <w:tc>
+          <w:tcPr>
+            <w:tcW w:type="dxa" w:w="1344"/>
+          </w:tcPr>
+          <w:p>
+            <w:r>
+              <w:rPr>
+                <w:rFonts w:ascii="Times New Roman" w:hAnsi="Times New Roman"/>
+                <w:sz w:val="20"/>
+              </w:rPr>
+              <w:t>0</w:t>
             </w:r>
           </w:p>
         </w:tc>
       </w:tr>
     </w:tbl>
-    <w:p/>
     <w:p>
       <w:pPr>
         <w:spacing w:line="360" w:lineRule="exact"/>
@@ -4173,7 +4886,7 @@
           <w:i w:val="0"/>
           <w:sz w:val="24"/>
         </w:rPr>
-        <w:t>A gázkar-szimuláció eredményei fontos megfigyelést tesznek lehetővé: a tolóerő a T4 emelkedésével relatíve kis mértékben nő (109,1 kN-ről 113,8 kN-re, azaz kb. 4,3%), míg a tüzelőanyag-fogyasztás jelentősen növekszik (0,90 kg/s-ről 1,54 kg/s-re, azaz 71%). Ez azt mutatja, hogy a CFM56-5B tervezési pontjának közelében a hajtómű érzékenyebb a tüzelőanyag-fogyasztás szempontjából, mint a tolóerő szempontjából.</w:t>
+        <w:t>* A ventilátor munkapontja 0%-nál kissé a jelleggörbe tartományán kívül esik (R-line 2,68 &gt; 2,6).</w:t>
       </w:r>
     </w:p>
     <w:p>
@@ -4189,7 +4902,23 @@
           <w:i w:val="0"/>
           <w:sz w:val="24"/>
         </w:rPr>
-        <w:t>Az SFC értéke alapjáraton (0,00829 kg/(kN·s)) lényegesen alacsonyabb, mint maximális tolóerőnél (0,01350 kg/(kN·s)). Ez azzal magyarázható, hogy a T4 = 1000 K értéknél a kompresszor és turbina hatásfoka jobb, és a hőmérséklet-különbség a ciklus egészére nézve kedvezőbben oszlik el. Ez a jelenség alátámasztja azt a repülési stratégiát, miszerint utazórepülésnél a hajtóművet a lehető legkisebb szükséges tolóerőn üzemeltetik a tüzelőanyag-fogyasztás minimalizálása érdekében [6].</w:t>
+        <w:t>A gázkar-szimuláció eredményei fontos megfigyelést tesznek lehetővé: a tolóerő a T4-gyel erősen nemlineárisan nő (14,9 kN-ről 113,7 kN-re), mert a T4 növelésével a fordulatszám, a tömegáram (197 → 381 kg/s) és az OPR (7,8 → 26,4) is nő. Az N1 a gázkarral 75,7%-ról 100,2%-ra emelkedik.</w:t>
+      </w:r>
+    </w:p>
+    <w:p>
+      <w:pPr>
+        <w:spacing w:line="360" w:lineRule="exact"/>
+        <w:ind w:firstLine="283"/>
+        <w:jc w:val="both"/>
+      </w:pPr>
+      <w:r>
+        <w:rPr>
+          <w:rFonts w:ascii="Times New Roman" w:hAnsi="Times New Roman"/>
+          <w:b w:val="0"/>
+          <w:i w:val="0"/>
+          <w:sz w:val="24"/>
+        </w:rPr>
+        <w:t>Az SFC a gázkar függvényében U alakú görbét ír le: minimuma kb. 50%-os gázkarnál (12,29 g/(kN·s)) van, kis gázon (16,82 g/(kN·s)) és teljes gázon (13,44 g/(kN·s)) is nagyobb. Kis terhelésen a kis OPR miatt rossz a termikus hatásfok, és a VBV-n elvezetett levegő sűrítési munkája is elvész; nagy terhelésen a nagy kiáramlási sebesség rontja a propulziós hatásfokot. Ez megfelel a gázturbinák ismert részterhelési viselkedésének [7], [11].</w:t>
       </w:r>
     </w:p>
     <w:p>
@@ -4251,7 +4980,7 @@
           <w:i w:val="0"/>
           <w:sz w:val="24"/>
         </w:rPr>
-        <w:t>Az entrópia-értékeket az egymást követő állomások között közelítő formulával számítottam: Δs ≈ cp·ln(T₂/T₁) – R·ln(P₂/P₁), ahol cp = 1,005 kJ/(kg·K) és R = 0,287 kJ/(kg·K). Ez az összefüggés kalorikusan tökéletes gázra vonatkozik, ami közelítőleg érvényes a kompresszor szakaszon, de az égés utáni magas hőmérsékletű tartományban kevésbé pontos. A pontosabb értékeket a pyCycle CEA-alapú számítása adja meg [8], [9].</w:t>
+        <w:t>Az entrópia-értékeket az egymást követő állomások között közelítő formulával számítottam: Δs ≈ cp·ln(T₂/T₁) – R·ln(P₂/P₁), ahol cp = 1,005 kJ/(kg·K) és R = 0,287 kJ/(kg·K). Ez az összefüggés kalorikusan tökéletes gázra vonatkozik, ami közelítőleg érvényes a kompresszor szakaszon, de az égés utáni magas hőmérsékletű tartományban kevésbé pontos. A pontosabb értékeket a pyCycle CEA-alapú számítása adja meg [5], [6].</w:t>
       </w:r>
     </w:p>
     <w:p>
@@ -4267,7 +4996,7 @@
           <w:i w:val="0"/>
           <w:sz w:val="24"/>
         </w:rPr>
-        <w:t>A T-s diagramon jól látható a három repülési fázis közötti különbség. Felszállásnál a ciklus a legkiterjedtebb: a legnagyobb belépő hőmérséklet (292 K tengerszinten) és a maximális T4 (1728 K) miatt a diagram bal oldalán kezdődik és a legmagasabbra nyúlik. Utazórepülésnél a hidegebb belépő levegő (mintegy 218 K) miatt a ciklus balra tolódik, de T4 azonos marad. Ez azt eredményezi, hogy az utazórepülési ciklus relatíve hosszabb kompressziós vonallal és viszonylag azonos csúcshőmérséklettel rendelkezik, ami az alacsonyabb SFC-értéket magyarázza.</w:t>
+        <w:t>A T-s diagramon jól látható a három repülési fázis közötti különbség. Utazórepülésnél a kb. 219 K statikus hőmérsékletű levegő fékezett hőmérséklete Mach 0,78-on kb. 245 K, így a kompressziós szakasz a tengerszintinél (292 K) alacsonyabb hőmérsékletről indul; azonos T4 mellett tehát nagyobb a ciklus hőmérséklet-aránya (T4/T2), ami a termikus hatásfokot javítja. Az SFC ennek ellenére nagyobb utazórepülésnél, mert azt a propulziós hatásfok és a ram drag is meghatározza (4.2. fejezet).</w:t>
       </w:r>
     </w:p>
     <w:p>
@@ -4302,7 +5031,7 @@
           <w:i w:val="0"/>
           <w:sz w:val="28"/>
         </w:rPr>
-        <w:t>5. EREDMÉNYEK ÉRTÉKELÉSE ÉS KÖVETKEZTETÉSEK</w:t>
+        <w:t>5. HAJTÓMŰINDÍTÁS ÉS INDÍTÁSI HIBÁK TRANZIENS MODELLJE</w:t>
       </w:r>
     </w:p>
     <w:p>
@@ -4316,7 +5045,7 @@
           <w:i w:val="0"/>
           <w:sz w:val="24"/>
         </w:rPr>
-        <w:t>5.1. A szimulációs eredmények validálása</w:t>
+        <w:t>5.1. A modell célja és felépítése</w:t>
       </w:r>
     </w:p>
     <w:p>
@@ -4332,7 +5061,207 @@
           <w:i w:val="0"/>
           <w:sz w:val="24"/>
         </w:rPr>
-        <w:t>A szimulációs eredmények értékeléséhez az elérhető gyártói és nyilvános szakirodalmi adatokkal végeztem összehasonlítást. A validálás elsősorban a főbb teljesítményparaméterekre (tolóerő, SFC, OPR) és az állomás-hőmérsékletekre irányult.</w:t>
+        <w:t>A 3. és 4. fejezet ciklusmodellje stacioner: egy adott üzemállapot egyensúlyi megoldását adja. A hajtóműindítás ezzel szemben időfüggő folyamat, amely az alapjárat alatti, a kompresszor-jelleggörbék által nem lefedett fordulatszám-tartományban zajlik. Ezért az indításhoz külön, redukált rendű tranziens modellt készítettem, amely tisztán Pythonban, valós időben fut, és így az interaktív alkalmazásban élőben animálható.</w:t>
+      </w:r>
+    </w:p>
+    <w:p>
+      <w:pPr>
+        <w:spacing w:line="360" w:lineRule="exact"/>
+        <w:ind w:firstLine="283"/>
+        <w:jc w:val="both"/>
+      </w:pPr>
+      <w:r>
+        <w:rPr>
+          <w:rFonts w:ascii="Times New Roman" w:hAnsi="Times New Roman"/>
+          <w:b w:val="0"/>
+          <w:i w:val="0"/>
+          <w:sz w:val="24"/>
+        </w:rPr>
+        <w:t>A modell három rétegből áll. (1) A „plant” (engine/start_transient.py) a fizikai folyamatot írja le: a nagynyomású (HP) tengely tehetetlenségi egyenletét és empirikus EGT-, tüzelőanyag- és N1-összefüggéseket. (2) A FADEC- és pilótafülke-réteg (engine/fadec.py) a kezelőszervek állásából (ENG MODE, ENG MASTER, APU BLEED) és a visszacsatolt N2-ből állítja elő a vezérlőparancsokat: indítószelep, tüzelőanyag, gyújtás. (3) A meghajtó (simulate_start()) időlépésenként felváltva hívja a FADEC-et és a plant-et, és rögzíti az idősort (t, N1, N2, EGT, FF, tolóerő, események, hibák). A vezérlő és a szabályozott szakasz szétválasztása a valódi rendszer felépítését követi, és lehetővé teszi a hibák injektálását a fizikai rétegben, a detektálásukat pedig a vezérlőben.</w:t>
+      </w:r>
+    </w:p>
+    <w:p>
+      <w:pPr>
+        <w:spacing w:before="120" w:after="80"/>
+      </w:pPr>
+      <w:r>
+        <w:rPr>
+          <w:rFonts w:ascii="Times New Roman" w:hAnsi="Times New Roman"/>
+          <w:b/>
+          <w:i w:val="0"/>
+          <w:sz w:val="24"/>
+        </w:rPr>
+        <w:t>5.2. A nagynyomású tengely dinamikája</w:t>
+      </w:r>
+    </w:p>
+    <w:p>
+      <w:pPr>
+        <w:spacing w:line="360" w:lineRule="exact"/>
+        <w:ind w:firstLine="283"/>
+        <w:jc w:val="both"/>
+      </w:pPr>
+      <w:r>
+        <w:rPr>
+          <w:rFonts w:ascii="Times New Roman" w:hAnsi="Times New Roman"/>
+          <w:b w:val="0"/>
+          <w:i w:val="0"/>
+          <w:sz w:val="24"/>
+        </w:rPr>
+        <w:t>Indításkor a pneumatikus indítómotor a segédhajtómű-áttételen keresztül a HP tengelyt forgatja, ezért a modell állapotváltozója az N2 fordulatszám [%]. A tengely mozgásegyenlete:</w:t>
+      </w:r>
+    </w:p>
+    <w:p>
+      <w:pPr>
+        <w:jc w:val="center"/>
+      </w:pPr>
+      <w:r>
+        <w:rPr>
+          <w:rFonts w:ascii="Times New Roman" w:hAnsi="Times New Roman"/>
+          <w:b w:val="0"/>
+          <w:i/>
+          <w:sz w:val="24"/>
+        </w:rPr>
+        <w:t>I · dN2/dt = Q_indító(N2) + Q_turbina(N2) – Q_ellenállás(N2)</w:t>
+      </w:r>
+    </w:p>
+    <w:p>
+      <w:pPr>
+        <w:spacing w:line="360" w:lineRule="exact"/>
+        <w:ind w:firstLine="283"/>
+        <w:jc w:val="both"/>
+      </w:pPr>
+      <w:r>
+        <w:rPr>
+          <w:rFonts w:ascii="Times New Roman" w:hAnsi="Times New Roman"/>
+          <w:b w:val="0"/>
+          <w:i w:val="0"/>
+          <w:sz w:val="24"/>
+        </w:rPr>
+        <w:t>ahol az indítómotor nyomatéka Q_indító = Q_0 · k_bleed · (1 – N2/N2_kiold), amely nyitott indítószelepnél hat és az N2_kiold = 50%-os fordulatszámon nullára csökken; k_bleed az APU bleed-nyomás rendelkezésre állását skálázza. A turbina nyomatéka gyújtás (light-off) után Q_turbina = k_t · f_FF(N2), ahol f_FF a tüzelőanyag-adagolási ütemezés relatív értéke: gyújtáskor 0,35, és lineárisan nő 1-ig az alapjárati N2 90%-áig. Az ellenállási nyomaték a kompresszor és a súrlódás hatását összevonva Q_ellenállás = k_d · N2.</w:t>
+      </w:r>
+    </w:p>
+    <w:p>
+      <w:pPr>
+        <w:spacing w:line="360" w:lineRule="exact"/>
+        <w:ind w:firstLine="283"/>
+        <w:jc w:val="both"/>
+      </w:pPr>
+      <w:r>
+        <w:rPr>
+          <w:rFonts w:ascii="Times New Roman" w:hAnsi="Times New Roman"/>
+          <w:b w:val="0"/>
+          <w:i w:val="0"/>
+          <w:sz w:val="24"/>
+        </w:rPr>
+        <w:t>A paraméterek normalizáltak (I = 10, k_d = 1, Q_0 = 40), nem fizikai mértékegységűek; értéküket úgy hangoltam, hogy az indítás időbeli lefolyása és a jellegzetes fordulatszám-pontok valósághűek legyenek. A turbina-erősítést k_t = k_d · N2_idle választással határoztam meg: ekkor az indítómotor kioldása után a dN2/dt = 0 egyensúly pontosan N2 = N2_idle = 60%-nál áll be, mert f_FF = 1 mellett k_t – k_d · N2 = 0. Az időállandó I/k_d = 10 s, ami jóval nagyobb az explicit Euler-integrálás Δt = 0,5 s lépésközénél, így az integrálás stabil.</w:t>
+      </w:r>
+    </w:p>
+    <w:p>
+      <w:pPr>
+        <w:spacing w:line="360" w:lineRule="exact"/>
+        <w:ind w:firstLine="283"/>
+        <w:jc w:val="both"/>
+      </w:pPr>
+      <w:r>
+        <w:rPr>
+          <w:rFonts w:ascii="Times New Roman" w:hAnsi="Times New Roman"/>
+          <w:b w:val="0"/>
+          <w:i w:val="0"/>
+          <w:sz w:val="24"/>
+        </w:rPr>
+        <w:t>Az EGT-t empirikus összefüggés adja: gyújtás előtt a környezeti hőmérséklet (15 °C), utána egy N2-vel arányosan az alapjárati 450 °C felé növekvő alapszint és egy gyújtási csúcs összege, amelyet N2 = 25% körüli Gauss-görbe ír le. Az N1 az N2-t követi: N1 = N1_idle · (N2/N2_idle)^1,5, N1_idle = 19%. Az alapjárati értékek (N2 ≈ 60%, N1 ≈ 19%, EGT ≈ 450 °C) az A320/CFM56-5B üzemeltetési adatain alapulnak [15]; az indítási EGT-határ (725 °C) a típusbizonyítványból származik [14]. Ezek az összefüggések a jelenségek jellegét adják vissza; pontos számszerű egyezés valódi indítási felvételek nélkül nem várható el.</w:t>
+      </w:r>
+    </w:p>
+    <w:p>
+      <w:pPr>
+        <w:spacing w:before="120" w:after="80"/>
+      </w:pPr>
+      <w:r>
+        <w:rPr>
+          <w:rFonts w:ascii="Times New Roman" w:hAnsi="Times New Roman"/>
+          <w:b/>
+          <w:i w:val="0"/>
+          <w:sz w:val="24"/>
+        </w:rPr>
+        <w:t>5.3. FADEC-logika és indítási szekvencia</w:t>
+      </w:r>
+    </w:p>
+    <w:p>
+      <w:pPr>
+        <w:spacing w:line="360" w:lineRule="exact"/>
+        <w:ind w:firstLine="283"/>
+        <w:jc w:val="both"/>
+      </w:pPr>
+      <w:r>
+        <w:rPr>
+          <w:rFonts w:ascii="Times New Roman" w:hAnsi="Times New Roman"/>
+          <w:b w:val="0"/>
+          <w:i w:val="0"/>
+          <w:sz w:val="24"/>
+        </w:rPr>
+        <w:t>A modell a pilótafülke ENG MODE választókapcsolójának három állását kezeli. IGN/START állásban, bekapcsolt ENG MASTER és rendelkezésre álló APU bleed mellett a FADEC automatikus indítást hajt végre: kinyitja az indítószelepet, majd N2 = 18%-nál tüzelőanyagot ad és bekapcsolja a gyújtást, 50%-nál az indítószelep zár. NORM állásban a hajtómű nem indul; ez a járó hajtómű üzemi állása, és indítás közben NORM-ba kapcsolás megszakítja az indítást. CRANK állásban csak forgatás (dry motoring) történik, tüzelőanyag és gyújtás nélkül; ez sikertelen indítás után a hajtómű átszellőztetésére szolgál.</w:t>
+      </w:r>
+    </w:p>
+    <w:p>
+      <w:pPr>
+        <w:spacing w:line="360" w:lineRule="exact"/>
+        <w:ind w:firstLine="283"/>
+        <w:jc w:val="both"/>
+      </w:pPr>
+      <w:r>
+        <w:rPr>
+          <w:rFonts w:ascii="Times New Roman" w:hAnsi="Times New Roman"/>
+          <w:b w:val="0"/>
+          <w:i w:val="0"/>
+          <w:sz w:val="24"/>
+        </w:rPr>
+        <w:t>A valódi A320 automatikus indításánál a gyújtás kb. 16%-os, a HP tüzelőanyag-szelep nyitása kb. 22%-os N2-nél történik [15]. A modellben ezt egyetlen, 18%-os light-off ponttá vontam össze, mert a két esemény közötti rövid időszak a vizsgált hibajelenségeket nem befolyásolja.</w:t>
+      </w:r>
+    </w:p>
+    <w:p>
+      <w:pPr>
+        <w:spacing w:line="360" w:lineRule="exact"/>
+        <w:ind w:firstLine="283"/>
+        <w:jc w:val="both"/>
+      </w:pPr>
+      <w:r>
+        <w:rPr>
+          <w:rFonts w:ascii="Times New Roman" w:hAnsi="Times New Roman"/>
+          <w:b w:val="0"/>
+          <w:i w:val="0"/>
+          <w:sz w:val="24"/>
+        </w:rPr>
+        <w:t>A normál indítás szimulált eseménysora: STARTER ON (0 s) → IGNITION ON és LIGHT-OFF (9,0 s, N2 = 18%) → STARTER CUTOUT (31,5 s, N2 = 50%) → IDLE (60,5 s, N2 = 59,4%, N1 = 18,7%). A gyújtási EGT-csúcs 633 °C (N2 ≈ 26%-nál), ami az 725 °C-os indítási határ alatt marad.</w:t>
+      </w:r>
+    </w:p>
+    <w:p>
+      <w:pPr>
+        <w:spacing w:before="120" w:after="80"/>
+      </w:pPr>
+      <w:r>
+        <w:rPr>
+          <w:rFonts w:ascii="Times New Roman" w:hAnsi="Times New Roman"/>
+          <w:b/>
+          <w:i w:val="0"/>
+          <w:sz w:val="24"/>
+        </w:rPr>
+        <w:t>5.4. Az indítási hibák modellezése és eredményei</w:t>
+      </w:r>
+    </w:p>
+    <w:p>
+      <w:pPr>
+        <w:spacing w:line="360" w:lineRule="exact"/>
+        <w:ind w:firstLine="283"/>
+        <w:jc w:val="both"/>
+      </w:pPr>
+      <w:r>
+        <w:rPr>
+          <w:rFonts w:ascii="Times New Roman" w:hAnsi="Times New Roman"/>
+          <w:b w:val="0"/>
+          <w:i w:val="0"/>
+          <w:sz w:val="24"/>
+        </w:rPr>
+        <w:t>Négy indítási hibát modelleztem. Mindegyiknél a fizikai rétegbe egy gyökokot injektálok, és azt vizsgálom, hogy a modell a jellegzetes tünetet adja-e, illetve a FADEC felismeri-e. A FADEC a modellben csak detektál és jelez, automatikusan nem szakítja meg az indítást; a beavatkozás (ENG MASTER OFF, szükség esetén CRANK-kal átszellőztetés) a személyzet feladata. Ez tervezési döntés volt, hogy a hibák teljes lefolyása megfigyelhető legyen; a valódi A320 FADEC földi automatikus indításnál bizonyos hibáknál magától megszakítja az indítást.</w:t>
       </w:r>
     </w:p>
     <w:p>
@@ -4343,9 +5272,457 @@
           <w:i w:val="0"/>
           <w:sz w:val="20"/>
         </w:rPr>
-        <w:t>6. táblázat. Szimulációs eredmények összehasonlítása irodalmi adatokkal</w:t>
+        <w:t>6. táblázat. Indítási hibák: gyökok, tünet és szimulált eredmény</w:t>
         <w:br/>
-        <w:t>Forrás: [2], [3], [6]; saját szimuláció</w:t>
+        <w:t>Forrás: saját szimuláció</w:t>
+      </w:r>
+    </w:p>
+    <w:tbl>
+      <w:tblPr>
+        <w:tblStyle w:val="TableGrid"/>
+        <w:tblW w:type="auto" w:w="0"/>
+        <w:tblLook w:firstColumn="1" w:firstRow="1" w:lastColumn="0" w:lastRow="0" w:noHBand="0" w:noVBand="1" w:val="04A0"/>
+      </w:tblPr>
+      <w:tblGrid>
+        <w:gridCol w:w="2351"/>
+        <w:gridCol w:w="2351"/>
+        <w:gridCol w:w="2351"/>
+        <w:gridCol w:w="2351"/>
+      </w:tblGrid>
+      <w:tr>
+        <w:tc>
+          <w:tcPr>
+            <w:tcW w:type="dxa" w:w="2351"/>
+          </w:tcPr>
+          <w:p>
+            <w:r>
+              <w:rPr>
+                <w:rFonts w:ascii="Times New Roman" w:hAnsi="Times New Roman"/>
+                <w:b/>
+                <w:sz w:val="18"/>
+              </w:rPr>
+              <w:t>Hiba</w:t>
+            </w:r>
+          </w:p>
+        </w:tc>
+        <w:tc>
+          <w:tcPr>
+            <w:tcW w:type="dxa" w:w="2351"/>
+          </w:tcPr>
+          <w:p>
+            <w:r>
+              <w:rPr>
+                <w:rFonts w:ascii="Times New Roman" w:hAnsi="Times New Roman"/>
+                <w:b/>
+                <w:sz w:val="18"/>
+              </w:rPr>
+              <w:t>Injektált gyökok</w:t>
+            </w:r>
+          </w:p>
+        </w:tc>
+        <w:tc>
+          <w:tcPr>
+            <w:tcW w:type="dxa" w:w="2351"/>
+          </w:tcPr>
+          <w:p>
+            <w:r>
+              <w:rPr>
+                <w:rFonts w:ascii="Times New Roman" w:hAnsi="Times New Roman"/>
+                <w:b/>
+                <w:sz w:val="18"/>
+              </w:rPr>
+              <w:t>Szimulált tünet</w:t>
+            </w:r>
+          </w:p>
+        </w:tc>
+        <w:tc>
+          <w:tcPr>
+            <w:tcW w:type="dxa" w:w="2351"/>
+          </w:tcPr>
+          <w:p>
+            <w:r>
+              <w:rPr>
+                <w:rFonts w:ascii="Times New Roman" w:hAnsi="Times New Roman"/>
+                <w:b/>
+                <w:sz w:val="18"/>
+              </w:rPr>
+              <w:t>FADEC jelzés</w:t>
+            </w:r>
+          </w:p>
+        </w:tc>
+      </w:tr>
+      <w:tr>
+        <w:tc>
+          <w:tcPr>
+            <w:tcW w:type="dxa" w:w="2351"/>
+          </w:tcPr>
+          <w:p>
+            <w:r>
+              <w:rPr>
+                <w:rFonts w:ascii="Times New Roman" w:hAnsi="Times New Roman"/>
+                <w:sz w:val="18"/>
+              </w:rPr>
+              <w:t>Hidegfennakadás (hung start)</w:t>
+            </w:r>
+          </w:p>
+        </w:tc>
+        <w:tc>
+          <w:tcPr>
+            <w:tcW w:type="dxa" w:w="2351"/>
+          </w:tcPr>
+          <w:p>
+            <w:r>
+              <w:rPr>
+                <w:rFonts w:ascii="Times New Roman" w:hAnsi="Times New Roman"/>
+                <w:sz w:val="18"/>
+              </w:rPr>
+              <w:t>tüzelőanyag-korlát: f_FF ≤ 0,7</w:t>
+            </w:r>
+          </w:p>
+        </w:tc>
+        <w:tc>
+          <w:tcPr>
+            <w:tcW w:type="dxa" w:w="2351"/>
+          </w:tcPr>
+          <w:p>
+            <w:r>
+              <w:rPr>
+                <w:rFonts w:ascii="Times New Roman" w:hAnsi="Times New Roman"/>
+                <w:sz w:val="18"/>
+              </w:rPr>
+              <w:t>N2 45,5%-on megreked, N1 12,5%</w:t>
+            </w:r>
+          </w:p>
+        </w:tc>
+        <w:tc>
+          <w:tcPr>
+            <w:tcW w:type="dxa" w:w="2351"/>
+          </w:tcPr>
+          <w:p>
+            <w:r>
+              <w:rPr>
+                <w:rFonts w:ascii="Times New Roman" w:hAnsi="Times New Roman"/>
+                <w:sz w:val="18"/>
+              </w:rPr>
+              <w:t>HUNG START (43,5 s)</w:t>
+            </w:r>
+          </w:p>
+        </w:tc>
+      </w:tr>
+      <w:tr>
+        <w:tc>
+          <w:tcPr>
+            <w:tcW w:type="dxa" w:w="2351"/>
+          </w:tcPr>
+          <w:p>
+            <w:r>
+              <w:rPr>
+                <w:rFonts w:ascii="Times New Roman" w:hAnsi="Times New Roman"/>
+                <w:sz w:val="18"/>
+              </w:rPr>
+              <w:t>Melegfennakadás (hot start)</w:t>
+            </w:r>
+          </w:p>
+        </w:tc>
+        <w:tc>
+          <w:tcPr>
+            <w:tcW w:type="dxa" w:w="2351"/>
+          </w:tcPr>
+          <w:p>
+            <w:r>
+              <w:rPr>
+                <w:rFonts w:ascii="Times New Roman" w:hAnsi="Times New Roman"/>
+                <w:sz w:val="18"/>
+              </w:rPr>
+              <w:t>tüzelőanyag-többlet: 1,8×</w:t>
+            </w:r>
+          </w:p>
+        </w:tc>
+        <w:tc>
+          <w:tcPr>
+            <w:tcW w:type="dxa" w:w="2351"/>
+          </w:tcPr>
+          <w:p>
+            <w:r>
+              <w:rPr>
+                <w:rFonts w:ascii="Times New Roman" w:hAnsi="Times New Roman"/>
+                <w:sz w:val="18"/>
+              </w:rPr>
+              <w:t>EGT-csúcs 977 °C &gt; 725 °C</w:t>
+            </w:r>
+          </w:p>
+        </w:tc>
+        <w:tc>
+          <w:tcPr>
+            <w:tcW w:type="dxa" w:w="2351"/>
+          </w:tcPr>
+          <w:p>
+            <w:r>
+              <w:rPr>
+                <w:rFonts w:ascii="Times New Roman" w:hAnsi="Times New Roman"/>
+                <w:sz w:val="18"/>
+              </w:rPr>
+              <w:t>EGT EXCEEDANCE (10,0 s)</w:t>
+            </w:r>
+          </w:p>
+        </w:tc>
+      </w:tr>
+      <w:tr>
+        <w:tc>
+          <w:tcPr>
+            <w:tcW w:type="dxa" w:w="2351"/>
+          </w:tcPr>
+          <w:p>
+            <w:r>
+              <w:rPr>
+                <w:rFonts w:ascii="Times New Roman" w:hAnsi="Times New Roman"/>
+                <w:sz w:val="18"/>
+              </w:rPr>
+              <w:t>Nincs üzemanyag-betáplálás</w:t>
+            </w:r>
+          </w:p>
+        </w:tc>
+        <w:tc>
+          <w:tcPr>
+            <w:tcW w:type="dxa" w:w="2351"/>
+          </w:tcPr>
+          <w:p>
+            <w:r>
+              <w:rPr>
+                <w:rFonts w:ascii="Times New Roman" w:hAnsi="Times New Roman"/>
+                <w:sz w:val="18"/>
+              </w:rPr>
+              <w:t>tüzelőanyag-szelep hiba</w:t>
+            </w:r>
+          </w:p>
+        </w:tc>
+        <w:tc>
+          <w:tcPr>
+            <w:tcW w:type="dxa" w:w="2351"/>
+          </w:tcPr>
+          <w:p>
+            <w:r>
+              <w:rPr>
+                <w:rFonts w:ascii="Times New Roman" w:hAnsi="Times New Roman"/>
+                <w:sz w:val="18"/>
+              </w:rPr>
+              <w:t>N2 22,1%, EGT 15 °C, FF = 0</w:t>
+            </w:r>
+          </w:p>
+        </w:tc>
+        <w:tc>
+          <w:tcPr>
+            <w:tcW w:type="dxa" w:w="2351"/>
+          </w:tcPr>
+          <w:p>
+            <w:r>
+              <w:rPr>
+                <w:rFonts w:ascii="Times New Roman" w:hAnsi="Times New Roman"/>
+                <w:sz w:val="18"/>
+              </w:rPr>
+              <w:t>NO LIGHT-OFF (18,5 s)</w:t>
+            </w:r>
+          </w:p>
+        </w:tc>
+      </w:tr>
+      <w:tr>
+        <w:tc>
+          <w:tcPr>
+            <w:tcW w:type="dxa" w:w="2351"/>
+          </w:tcPr>
+          <w:p>
+            <w:r>
+              <w:rPr>
+                <w:rFonts w:ascii="Times New Roman" w:hAnsi="Times New Roman"/>
+                <w:sz w:val="18"/>
+              </w:rPr>
+              <w:t>Nincs gyújtás (wet start)</w:t>
+            </w:r>
+          </w:p>
+        </w:tc>
+        <w:tc>
+          <w:tcPr>
+            <w:tcW w:type="dxa" w:w="2351"/>
+          </w:tcPr>
+          <w:p>
+            <w:r>
+              <w:rPr>
+                <w:rFonts w:ascii="Times New Roman" w:hAnsi="Times New Roman"/>
+                <w:sz w:val="18"/>
+              </w:rPr>
+              <w:t>gyújtóhiba</w:t>
+            </w:r>
+          </w:p>
+        </w:tc>
+        <w:tc>
+          <w:tcPr>
+            <w:tcW w:type="dxa" w:w="2351"/>
+          </w:tcPr>
+          <w:p>
+            <w:r>
+              <w:rPr>
+                <w:rFonts w:ascii="Times New Roman" w:hAnsi="Times New Roman"/>
+                <w:sz w:val="18"/>
+              </w:rPr>
+              <w:t>N2 22,1%, EGT 15 °C, FF = 255 kg/h</w:t>
+            </w:r>
+          </w:p>
+        </w:tc>
+        <w:tc>
+          <w:tcPr>
+            <w:tcW w:type="dxa" w:w="2351"/>
+          </w:tcPr>
+          <w:p>
+            <w:r>
+              <w:rPr>
+                <w:rFonts w:ascii="Times New Roman" w:hAnsi="Times New Roman"/>
+                <w:sz w:val="18"/>
+              </w:rPr>
+              <w:t>WET START (18,5 s)</w:t>
+            </w:r>
+          </w:p>
+        </w:tc>
+      </w:tr>
+    </w:tbl>
+    <w:p/>
+    <w:p>
+      <w:pPr>
+        <w:spacing w:line="360" w:lineRule="exact"/>
+        <w:ind w:firstLine="283"/>
+        <w:jc w:val="both"/>
+      </w:pPr>
+      <w:r>
+        <w:rPr>
+          <w:rFonts w:ascii="Times New Roman" w:hAnsi="Times New Roman"/>
+          <w:b w:val="0"/>
+          <w:i w:val="0"/>
+          <w:sz w:val="24"/>
+        </w:rPr>
+        <w:t>A megrekedési fordulatszámok a mozgásegyenletből kézzel is levezethetők. Tüzelőanyag vagy gyújtás hiányában csak az indítómotor forgat: 40 · (1 – N2/50) = N2, amiből N2 = 22,2%. Hidegfennakadásnál az adagolás 0,7-es korlátja miatt a turbina legfeljebb 60 · 0,7 = 42 egységnyi nyomatékot ad; mivel az N2 nem éri el az 50%-ot, az indítómotor sem old ki, így 40 · (1 – N2/50) + 42 = N2, azaz N2 = 45,6%. Mindkét érték egyezik a szimulációval.</w:t>
+      </w:r>
+    </w:p>
+    <w:p>
+      <w:pPr>
+        <w:spacing w:line="360" w:lineRule="exact"/>
+        <w:ind w:firstLine="283"/>
+        <w:jc w:val="both"/>
+      </w:pPr>
+      <w:r>
+        <w:rPr>
+          <w:rFonts w:ascii="Times New Roman" w:hAnsi="Times New Roman"/>
+          <w:b w:val="0"/>
+          <w:i w:val="0"/>
+          <w:sz w:val="24"/>
+        </w:rPr>
+        <w:t>A detektálás időzítős logikán alapul. A hung start jelzés akkor aktiválódik, ha gyújtás után az N2 az alapjárat 95%-a alatt 8 s-on át gyakorlatilag nem változik. A NO LIGHT-OFF és a WET START jelzés akkor aktiválódik, ha tüzelőanyag-parancs mellett 10 s-on belül nincs gyújtás; a kettőt a tüzelőanyag-áram megléte különbözteti meg. Az EGT EXCEEDANCE azonnal jelez, amint az EGT meghaladja a 725 °C-ot. A nedves indítás veszélye, hogy az égéstérben felgyűlt tüzelőanyag a következő indítási kísérletnél hirtelen meggyulladva túlmelegedést okozhat, ezért ilyenkor CRANK üzemű átszellőztetés szükséges.</w:t>
+      </w:r>
+    </w:p>
+    <w:p>
+      <w:pPr>
+        <w:spacing w:before="120" w:after="80"/>
+      </w:pPr>
+      <w:r>
+        <w:rPr>
+          <w:rFonts w:ascii="Times New Roman" w:hAnsi="Times New Roman"/>
+          <w:b/>
+          <w:i w:val="0"/>
+          <w:sz w:val="24"/>
+        </w:rPr>
+        <w:t>5.5. Interaktív pilótafülke-alkalmazás</w:t>
+      </w:r>
+    </w:p>
+    <w:p>
+      <w:pPr>
+        <w:spacing w:line="360" w:lineRule="exact"/>
+        <w:ind w:firstLine="283"/>
+        <w:jc w:val="both"/>
+      </w:pPr>
+      <w:r>
+        <w:rPr>
+          <w:rFonts w:ascii="Times New Roman" w:hAnsi="Times New Roman"/>
+          <w:b w:val="0"/>
+          <w:i w:val="0"/>
+          <w:sz w:val="24"/>
+        </w:rPr>
+        <w:t>A modelleket Streamlit-alapú webes alkalmazásban (app.py) kötöttem össze. A bal oldalon kattintható A320 ENG panel található (ENG 1 MASTER, ENG MODE CRANK/NORM/IGN START, APU BLEED) és a hibaforgatókönyv-választó. Az E/WD (Engine/Warning Display) kijelző valós időben animálja az N1, N2, EGT és FF értékeket, alatta pedig az események, a FADEC-jelzések és a trenddiagramok jelennek meg. Stabil alapjárat után a hajtómű a gázkarral a 4.3. fejezet off-design eredményei felé mozog, tengely-késleltetéssel, folytonos trendként.</w:t>
+      </w:r>
+    </w:p>
+    <w:p>
+      <w:pPr>
+        <w:spacing w:line="360" w:lineRule="exact"/>
+        <w:ind w:firstLine="283"/>
+        <w:jc w:val="both"/>
+      </w:pPr>
+      <w:r>
+        <w:rPr>
+          <w:rFonts w:ascii="Times New Roman" w:hAnsi="Times New Roman"/>
+          <w:b w:val="0"/>
+          <w:i w:val="0"/>
+          <w:sz w:val="24"/>
+        </w:rPr>
+        <w:t>A két modell kapcsolata korlátozott. Az indítási modell alapjárata (N1 ≈ 19%) alacsonyabb, mint a ciklusmodell legkisebb érvényes gázkarállása (T4 = 1000 K, N1 ≈ 76%), mert a földi alapjárat a jelleggörbéken kívül esik. Az alkalmazásban a kettő közötti átmenet ezért csak szemléltető jellegű. A modell helyességét a kódhoz tartozó automatikus tesztek (pytest) ellenőrzik, köztük a négy hiba tüneteit és jelzéseit.</w:t>
+      </w:r>
+    </w:p>
+    <w:p>
+      <w:r>
+        <w:br w:type="page"/>
+      </w:r>
+    </w:p>
+    <w:p>
+      <w:pPr>
+        <w:spacing w:before="0" w:after="120"/>
+      </w:pPr>
+      <w:r>
+        <w:rPr>
+          <w:rFonts w:ascii="Times New Roman" w:hAnsi="Times New Roman"/>
+          <w:b/>
+          <w:i w:val="0"/>
+          <w:sz w:val="28"/>
+        </w:rPr>
+        <w:t>6. EREDMÉNYEK ÉRTÉKELÉSE ÉS KÖVETKEZTETÉSEK</w:t>
+      </w:r>
+    </w:p>
+    <w:p>
+      <w:pPr>
+        <w:spacing w:before="120" w:after="80"/>
+      </w:pPr>
+      <w:r>
+        <w:rPr>
+          <w:rFonts w:ascii="Times New Roman" w:hAnsi="Times New Roman"/>
+          <w:b/>
+          <w:i w:val="0"/>
+          <w:sz w:val="24"/>
+        </w:rPr>
+        <w:t>6.1. A szimulációs eredmények validálása</w:t>
+      </w:r>
+    </w:p>
+    <w:p>
+      <w:pPr>
+        <w:spacing w:line="360" w:lineRule="exact"/>
+        <w:ind w:firstLine="283"/>
+        <w:jc w:val="both"/>
+      </w:pPr>
+      <w:r>
+        <w:rPr>
+          <w:rFonts w:ascii="Times New Roman" w:hAnsi="Times New Roman"/>
+          <w:b w:val="0"/>
+          <w:i w:val="0"/>
+          <w:sz w:val="24"/>
+        </w:rPr>
+        <w:t>A szimulációs eredmények értékeléséhez az elérhető gyártói és nyilvános szakirodalmi adatokkal végeztem összehasonlítást. A validálás elsősorban azokra a mennyiségekre irányult, amelyek a modellben eredményként adódnak (tolóerő, SFC, fordulatszám). A BPR, az OPR, a T4 és a tervezési tömegáram a tervezési pont bemenetei, ezért ezek egyezése nem validálás.</w:t>
+      </w:r>
+    </w:p>
+    <w:p>
+      <w:r>
+        <w:rPr>
+          <w:rFonts w:ascii="Times New Roman" w:hAnsi="Times New Roman"/>
+          <w:b/>
+          <w:i w:val="0"/>
+          <w:sz w:val="20"/>
+        </w:rPr>
+        <w:t>7. táblázat. Szimulációs eredmények összehasonlítása irodalmi adatokkal</w:t>
+        <w:br/>
+        <w:t>Forrás: [13]; saját szimuláció</w:t>
       </w:r>
     </w:p>
     <w:tbl>
@@ -4433,7 +5810,7 @@
                 <w:rFonts w:ascii="Times New Roman" w:hAnsi="Times New Roman"/>
                 <w:sz w:val="20"/>
               </w:rPr>
-              <w:t>Max. tolóerő [kN]</w:t>
+              <w:t>Statikus felszállási tolóerő [kN]</w:t>
             </w:r>
           </w:p>
         </w:tc>
@@ -4461,7 +5838,7 @@
                 <w:rFonts w:ascii="Times New Roman" w:hAnsi="Times New Roman"/>
                 <w:sz w:val="20"/>
               </w:rPr>
-              <w:t>113,8</w:t>
+              <w:t>138,3</w:t>
             </w:r>
           </w:p>
         </w:tc>
@@ -4475,7 +5852,7 @@
                 <w:rFonts w:ascii="Times New Roman" w:hAnsi="Times New Roman"/>
                 <w:sz w:val="20"/>
               </w:rPr>
-              <w:t>–14,7%</w:t>
+              <w:t>+3,7%</w:t>
             </w:r>
           </w:p>
         </w:tc>
@@ -4491,7 +5868,7 @@
                 <w:rFonts w:ascii="Times New Roman" w:hAnsi="Times New Roman"/>
                 <w:sz w:val="20"/>
               </w:rPr>
-              <w:t>OPR [–]</w:t>
+              <w:t>Statikus felszállási SFC [g/(kN·s)]</w:t>
             </w:r>
           </w:p>
         </w:tc>
@@ -4505,7 +5882,7 @@
                 <w:rFonts w:ascii="Times New Roman" w:hAnsi="Times New Roman"/>
                 <w:sz w:val="20"/>
               </w:rPr>
-              <w:t>27,0</w:t>
+              <w:t>9,25–10,02</w:t>
             </w:r>
           </w:p>
         </w:tc>
@@ -4519,7 +5896,7 @@
                 <w:rFonts w:ascii="Times New Roman" w:hAnsi="Times New Roman"/>
                 <w:sz w:val="20"/>
               </w:rPr>
-              <w:t>26,96</w:t>
+              <w:t>10,84</w:t>
             </w:r>
           </w:p>
         </w:tc>
@@ -4533,7 +5910,7 @@
                 <w:rFonts w:ascii="Times New Roman" w:hAnsi="Times New Roman"/>
                 <w:sz w:val="20"/>
               </w:rPr>
-              <w:t>–0,1%</w:t>
+              <w:t>+8 … +17%</w:t>
             </w:r>
           </w:p>
         </w:tc>
@@ -4549,7 +5926,7 @@
                 <w:rFonts w:ascii="Times New Roman" w:hAnsi="Times New Roman"/>
                 <w:sz w:val="20"/>
               </w:rPr>
-              <w:t>BPR [–]</w:t>
+              <w:t>Utazó SFC [g/(kN·s)] (Fn ≈ 22 kN)</w:t>
             </w:r>
           </w:p>
         </w:tc>
@@ -4563,7 +5940,7 @@
                 <w:rFonts w:ascii="Times New Roman" w:hAnsi="Times New Roman"/>
                 <w:sz w:val="20"/>
               </w:rPr>
-              <w:t>5,5</w:t>
+              <w:t>15,4</w:t>
             </w:r>
           </w:p>
         </w:tc>
@@ -4577,7 +5954,7 @@
                 <w:rFonts w:ascii="Times New Roman" w:hAnsi="Times New Roman"/>
                 <w:sz w:val="20"/>
               </w:rPr>
-              <w:t>5,50</w:t>
+              <w:t>17,41</w:t>
             </w:r>
           </w:p>
         </w:tc>
@@ -4591,7 +5968,7 @@
                 <w:rFonts w:ascii="Times New Roman" w:hAnsi="Times New Roman"/>
                 <w:sz w:val="20"/>
               </w:rPr>
-              <w:t>0,0%</w:t>
+              <w:t>+13%</w:t>
             </w:r>
           </w:p>
         </w:tc>
@@ -4607,7 +5984,7 @@
                 <w:rFonts w:ascii="Times New Roman" w:hAnsi="Times New Roman"/>
                 <w:sz w:val="20"/>
               </w:rPr>
-              <w:t>T4 tervezési [K]</w:t>
+              <w:t>Tömegáram [kg/s] (bemenet)</w:t>
             </w:r>
           </w:p>
         </w:tc>
@@ -4621,7 +5998,7 @@
                 <w:rFonts w:ascii="Times New Roman" w:hAnsi="Times New Roman"/>
                 <w:sz w:val="20"/>
               </w:rPr>
-              <w:t>~1700</w:t>
+              <w:t>368–439</w:t>
             </w:r>
           </w:p>
         </w:tc>
@@ -4635,7 +6012,7 @@
                 <w:rFonts w:ascii="Times New Roman" w:hAnsi="Times New Roman"/>
                 <w:sz w:val="20"/>
               </w:rPr>
-              <w:t>1727,6</w:t>
+              <w:t>370</w:t>
             </w:r>
           </w:p>
         </w:tc>
@@ -4649,7 +6026,7 @@
                 <w:rFonts w:ascii="Times New Roman" w:hAnsi="Times New Roman"/>
                 <w:sz w:val="20"/>
               </w:rPr>
-              <w:t>+1,6%</w:t>
+              <w:t>–</w:t>
             </w:r>
           </w:p>
         </w:tc>
@@ -4665,7 +6042,7 @@
                 <w:rFonts w:ascii="Times New Roman" w:hAnsi="Times New Roman"/>
                 <w:sz w:val="20"/>
               </w:rPr>
-              <w:t>SFC utazásnál [kg/(kN·s)]</w:t>
+              <w:t>N1 / N2 felszállásnál [%]</w:t>
             </w:r>
           </w:p>
         </w:tc>
@@ -4679,7 +6056,7 @@
                 <w:rFonts w:ascii="Times New Roman" w:hAnsi="Times New Roman"/>
                 <w:sz w:val="20"/>
               </w:rPr>
-              <w:t>~0,0130</w:t>
+              <w:t>≈ 100</w:t>
             </w:r>
           </w:p>
         </w:tc>
@@ -4693,7 +6070,7 @@
                 <w:rFonts w:ascii="Times New Roman" w:hAnsi="Times New Roman"/>
                 <w:sz w:val="20"/>
               </w:rPr>
-              <w:t>0,01210</w:t>
+              <w:t>100,2 / 100,3</w:t>
             </w:r>
           </w:p>
         </w:tc>
@@ -4707,7 +6084,7 @@
                 <w:rFonts w:ascii="Times New Roman" w:hAnsi="Times New Roman"/>
                 <w:sz w:val="20"/>
               </w:rPr>
-              <w:t>–6,9%</w:t>
+              <w:t>–</w:t>
             </w:r>
           </w:p>
         </w:tc>
@@ -4727,7 +6104,7 @@
           <w:i w:val="0"/>
           <w:sz w:val="24"/>
         </w:rPr>
-        <w:t>A validálás eredményei alapján megállapítható, hogy a szimuláció az OPR, BPR és T4 paramétereket kiváló pontossággal adja vissza (&lt;2% eltérés). A tolóerőben tapasztalt 14,7%-os eltérés a korábban ismertetett modellezési egyszerűsítésekből adódik, és az 1D-s ciklus szimulációknál elfogadott tartományban van. Az SFC értéke a szakirodalmi adatoknál kb. 7%-kal alacsonyabb, ami részben a hűtőlevegő figyelmen kívül hagyásával magyarázható [14].</w:t>
+        <w:t>A statikus tolóerő 3,7%-kal nagyobb a gyártói értéknél, az SFC viszont felszállásnál és utazórepülésnél is 8–17%-kal nagyobb. A két eltérés együtt arra utal, hogy a modell ciklusa kevésbé hatékony a valódinál. Ennek legvalószínűbb oka a becsült OPR = 27 és a becsült komponens-hatásfokok: a nagyobb nyomásviszony a termikus hatásfokot növelné. A hűtőlevegő és a veszteségek elhanyagolása a tolóerőt ezzel ellentétes irányban, felfelé torzítja. A pontosabb egyezéshez a komponens-nyomásviszonyok és a hűtőlevegő-arányok együttes kalibrálása szükséges (6.3. fejezet).</w:t>
       </w:r>
     </w:p>
     <w:p>
@@ -4743,7 +6120,7 @@
           <w:i w:val="0"/>
           <w:sz w:val="24"/>
         </w:rPr>
-        <w:t>Összességében a szimuláció hitelesen modellezi a CFM56-5B hajtómű termodinamikai ciklusát, és az állomásokon mért hőmérséklet- és nyomásértékek a fizikai elvárásoknak megfelelő trendet mutatnak. Az eltérések mértéke és iránya fizikailag indokolható, ami a modell konzisztenciáját igazolja.</w:t>
+        <w:t>A modell belső konzisztenciáját a teljesítménymérleg kézi ellenőrzése (4.1. fejezet) igazolja. A trendek – a tömegáram és a tolóerő csökkenése a magassággal, az SFC növekedése a repülési sebességgel, az SFC U alakú részterhelési görbéje – a fizikai elvárásoknak és a gyártói adatoknak megfelelnek. Utazórepülésnél T4 ≈ 1500 K felett a modell fordulatszám-túllépést és jelleggörbén kívüli munkapontot jelez, ami összhangban van azzal, hogy a valódi hajtóműben a FADEC ott már korlátozza a tolóerőt.</w:t>
       </w:r>
     </w:p>
     <w:p>
@@ -4757,7 +6134,7 @@
           <w:i w:val="0"/>
           <w:sz w:val="24"/>
         </w:rPr>
-        <w:t>5.2. Tolóerő és tüzelőanyag-fogyasztás összefüggése</w:t>
+        <w:t>6.2. Tolóerő és tüzelőanyag-fogyasztás összefüggése</w:t>
       </w:r>
     </w:p>
     <w:p>
@@ -4789,7 +6166,7 @@
           <w:i w:val="0"/>
           <w:sz w:val="24"/>
         </w:rPr>
-        <w:t>Az off-design eredmények alapján felszállástól utazórepülésig a tolóerő 53,9%-kal csökken (113,8 kN → 52,4 kN), miközben a tüzelőanyag-fogyasztás 59,1%-kal csökken (1,54 kg/s → 0,63 kg/s). Az SFC értékének 10,4%-os javulása utazórepülésre a magasságból és a hidegebb levegőből adódó termodinamikai előnyt tükrözi. Ezek az eredmények megmagyarázzák, miért gazdaságosabb a hosszú utakon az utazórepülési magasságot minél hamarabb elérni [6].</w:t>
+        <w:t>Az off-design eredmények alapján felszállástól utazórepülésig a tüzelőanyag-fogyasztás 1,53 kg/s-ről 0,45 kg/s-re csökken, az SFC viszont 13,44-ről 17,48 g/(kN·s)-ra nő. A kisebb abszolút fogyasztás a kisebb tömegáramból és a kisebb szükséges tolóerőből adódik; a nagy magasságú utazórepülés gazdaságossága tehát nem a hajtómű kisebb SFC-jéből, hanem a repülőgép kisebb légellenállásából és nagyobb sebességéből származik.</w:t>
       </w:r>
     </w:p>
     <w:p>
@@ -4805,7 +6182,7 @@
           <w:i w:val="0"/>
           <w:sz w:val="24"/>
         </w:rPr>
-        <w:t>A gázkar-szimuláció eredményei azt mutatják, hogy a T4 = 1000–1700 K tartományban a hajtómű nemlineárisan viselkedik: az SFC a gázkarral együtt nő, de nem arányosan a tolóerővel. Ez a tulajdonság azt jelenti, hogy a hajtómű leggazdaságosabban a szükséges minimális tolóerőn üzemeltethető — a redundáns tolóerő-tartalék fenntartása aránytalanul nagy tüzelőanyag-fogyasztással jár.</w:t>
+        <w:t>A gázkar-szimuláció eredményei azt mutatják, hogy a T4 = 1000–1700 K tartományban a hajtómű nemlineárisan viselkedik: az SFC minimuma részterhelésen, kb. 50%-os gázkarnál van, és kis gázon meredeken nő. A hajtómű tehát a közepes terhelési tartományban a leggazdaságosabb.</w:t>
       </w:r>
     </w:p>
     <w:p>
@@ -4821,7 +6198,7 @@
           <w:i w:val="0"/>
           <w:sz w:val="24"/>
         </w:rPr>
-        <w:t>Az eredmények alapján megállapítható, hogy a CFM56-5B hajtómű termodinamikai szempontból legoptimálisabban utazórepülésnél (35 000 ft, Mach 0,78) üzemel, ahol az SFC értéke a legkisebb. Ez összhangban van a polgári repülésben általánosan alkalmazott repülési stratégiákkal és a légitársaságok gazdaságossági elvárásaival [5], [6].</w:t>
+        <w:t>Utazórepülésnél a tipikus, kb. 22 kN-os tolóerőigény a gázkar 60%-ának felel meg (N1 = 89,6%, SFC = 17,41 g/(kN·s)), ami a hajtómű érvényes működési tartományán belül van.</w:t>
       </w:r>
     </w:p>
     <w:p>
@@ -4835,7 +6212,7 @@
           <w:i w:val="0"/>
           <w:sz w:val="24"/>
         </w:rPr>
-        <w:t>5.3. Fejlesztési javaslatok</w:t>
+        <w:t>6.3. Fejlesztési javaslatok</w:t>
       </w:r>
     </w:p>
     <w:p>
@@ -4867,7 +6244,7 @@
           <w:i w:val="0"/>
           <w:sz w:val="24"/>
         </w:rPr>
-        <w:t>A modell pontosságának növelése érdekében a turbinalapátok hűtőlevegő-rendszerét célszerű lenne beépíteni. A modern gázturbinákban a kompresszor által kiszívott levegő 15-20%-a hűtési célokat szolgál; ennek figyelembevétele a szimulációban közelíthetné a tolóerő értékét a névleges adathoz. A pyCycle keretrendszer ezt a pyc.Turbine komponens cooling_air paraméterével támogatja [12].</w:t>
+        <w:t>A modell pontosságának növelése érdekében a turbinalapátok hűtőlevegő-rendszerét célszerű lenne beépíteni. A modern gázturbinákban a kompresszor által kiszívott levegő 15-20%-a hűtési célokat szolgál. Ennek beépítése a tolóerőt csökkentené és az SFC-t növelné, ezért csak a komponens-nyomásviszonyok és hatásfokok egyidejű kalibrálásával javítaná az egyezést. A pyCycle a kompresszor-elvezetéseket (bleed) és a turbinák hűtőlevegő-bemeneteit támogatja [8], [9]. Hasonlóan pontosítható a VBV ütemezése, ha a korrigált N2 függvényében, a FADEC logikájának megfelelően adom meg.</w:t>
       </w:r>
     </w:p>
     <w:p>
@@ -4883,7 +6260,7 @@
           <w:i w:val="0"/>
           <w:sz w:val="24"/>
         </w:rPr>
-        <w:t>A CFM56-5B LEAP-1A utódjának (CFM LEAP-1A) összehasonlító elemzése további lehetőséget kínál. A LEAP hajtómű OPR-értéke ~40, BPR-értéke ~11, és karbonszálas ventilátor-lapátokat alkalmaz, ami kb. 15%-os tüzelőanyag-megtakarítást eredményez. A szimulációs keretrendszer alkalmas lenne erre az összehasonlításra is, és szemléltethetné a technológiai fejlődés kvantitatív hatásait [15].</w:t>
+        <w:t>A CFM56-5B LEAP-1A utódjának (CFM LEAP-1A) összehasonlító elemzése további lehetőséget kínál. A LEAP hajtómű OPR-értéke ~40, BPR-értéke ~11, és karbonszálas ventilátor-lapátokat alkalmaz, ami kb. 15%-os tüzelőanyag-megtakarítást eredményez. A szimulációs keretrendszer alkalmas lenne erre az összehasonlításra is, és szemléltethetné a technológiai fejlődés kvantitatív hatásait [12].</w:t>
       </w:r>
     </w:p>
     <w:p>
@@ -4899,7 +6276,23 @@
           <w:i w:val="0"/>
           <w:sz w:val="24"/>
         </w:rPr>
-        <w:t>Az off-design analízis kibővítése egy teljesebb repülési profilra (gurulás, felszállás, emelkedés több lépcsőben, utazórepülés, süllyedés, megközelítés, landolás) átfogóbb képet adna a hajtómű tüzelőanyag-fogyasztásáról egy teljes repülési cikluson át. Ez a kiterjesztés az ICAO által megkövetelt LTO (Landing and Take-Off) ciklus emissziós számításaival is összekapcsolható lenne [4].</w:t>
+        <w:t>Az off-design analízis kibővítése egy teljesebb repülési profilra (gurulás, felszállás, emelkedés több lépcsőben, utazórepülés, süllyedés, megközelítés, landolás) átfogóbb képet adna a hajtómű tüzelőanyag-fogyasztásáról egy teljes repülési cikluson át. Ez a kiterjesztés az ICAO által megkövetelt LTO (Landing and Take-Off) ciklus emissziós számításaival is összekapcsolható lenne [3].</w:t>
+      </w:r>
+    </w:p>
+    <w:p>
+      <w:pPr>
+        <w:spacing w:line="360" w:lineRule="exact"/>
+        <w:ind w:firstLine="283"/>
+        <w:jc w:val="both"/>
+      </w:pPr>
+      <w:r>
+        <w:rPr>
+          <w:rFonts w:ascii="Times New Roman" w:hAnsi="Times New Roman"/>
+          <w:b w:val="0"/>
+          <w:i w:val="0"/>
+          <w:sz w:val="24"/>
+        </w:rPr>
+        <w:t>Az indítási modell továbbfejleszthető fizikai mértékegységű paraméterekkel (tengely-tehetetlenségi nyomaték, indítómotor-jelleggörbe), valódi indítási felvételekhez való kalibrálással és a FADEC automatikus megszakítási logikájának beépítésével. Az alapjárati tartomány és a ciklusmodell összekapcsolásához alacsony fordulatszámra kiterjesztett kompresszor-jelleggörbék szükségesek.</w:t>
       </w:r>
     </w:p>
     <w:p>
@@ -4966,7 +6359,7 @@
           <w:i w:val="0"/>
           <w:sz w:val="24"/>
         </w:rPr>
-        <w:t>A tervezési pont szimulációja felszállási körülmények között 113,8 kN tolóerőt, 26,96-os összesített nyomásviszonyt és 0,01350 kg/(kN·s) fajlagos tüzelőanyag-fogyasztást adott. Az off-design analízis három repülési fázisra igazolta, hogy utazórepülésnél (35 000 ft, Mach 0,78) a fajlagos tüzelőanyag-fogyasztás kb. 10%-kal kisebb, mint felszálláskor, ami a hidegebb és ritkább légrétegek termodinamikai előnyéből adódik.</w:t>
+        <w:t>A tengely-egyensúlyokkal zárt tervezési pont statikus felszállásnál 138,3 kN tolóerőt adott, ami 3,7%-kal nagyobb a gyártói 133,4 kN-nál. A rögzített geometriájú off-design analízis a tömegáram, a BPR, az OPR és az N1/N2 változását is eredményként adta: utazórepülésnél a tömegáram kb. 140 kg/s-ra csökken, az SFC pedig a repülési sebesség miatt nagyobb, mint felszálláskor, a gyártói adatokkal egyező trenddel.</w:t>
       </w:r>
     </w:p>
     <w:p>
@@ -4982,7 +6375,7 @@
           <w:i w:val="0"/>
           <w:sz w:val="24"/>
         </w:rPr>
-        <w:t>A gázkar-szimulátor interaktív vizsgálata bemutatta, hogy T4 = 1000–1700 K között a tolóerő mindössze ~4,3%-kal nő, miközben a tüzelőanyag-fogyasztás 71%-kal növekszik. Ez a nonlineáris kapcsolat alapvető fontosságú a hajtómű üzemeltetési optimalizálásában és a repülési tervezésben.</w:t>
+        <w:t>A gázkar-szimulátor bemutatta, hogy T4 = 1000–1700 K között a tolóerő 14,9 kN-ről 113,7 kN-re nő, az SFC minimuma pedig részterhelésen van. A részterhelési tartomány csak a booster VBV-elvezetésének modellezésével volt megoldható, ami rámutat e szelepek szerepére a kompresszor pompázs elleni védelmében.</w:t>
       </w:r>
     </w:p>
     <w:p>
@@ -4998,7 +6391,23 @@
           <w:i w:val="0"/>
           <w:sz w:val="24"/>
         </w:rPr>
-        <w:t>A T-s diagram elemzése szemléletesen megmutatta a Brayton-ciklus alakulását a különböző repülési fázisokban, és megerősítette az elméleti termodinamikai összefüggéseket a szimulált numerikus eredményekkel. A szimulált értékek a gyártói adatokkal való összehasonlítás alapján az 1D-s ciklus szimulációknál elfogadott pontossággal rendelkeznek.</w:t>
+        <w:t>A T-s diagram elemzése szemléletesen megmutatta a Brayton-ciklus alakulását a különböző repülési fázisokban, és megerősítette az elméleti termodinamikai összefüggéseket a szimulált numerikus eredményekkel. A szimulált SFC 8–17%-kal nagyobb a közölt értékeknél, amit főként a becsült OPR és komponens-hatásfokok magyaráznak.</w:t>
+      </w:r>
+    </w:p>
+    <w:p>
+      <w:pPr>
+        <w:spacing w:line="360" w:lineRule="exact"/>
+        <w:ind w:firstLine="283"/>
+        <w:jc w:val="both"/>
+      </w:pPr>
+      <w:r>
+        <w:rPr>
+          <w:rFonts w:ascii="Times New Roman" w:hAnsi="Times New Roman"/>
+          <w:b w:val="0"/>
+          <w:i w:val="0"/>
+          <w:sz w:val="24"/>
+        </w:rPr>
+        <w:t>A tranziens indítási modell a HP tengely mozgásegyenletével és a FADEC vezérlési logikájával visszaadta az A320 automatikus indítási szekvenciáját, valamint a hidegfennakadás, a melegfennakadás, az üzemanyag-betáplálás hiánya és a gyújtás hiánya jellegzetes tüneteit; a megrekedési fordulatszámok kézi levezetése egyezik a szimulációval.</w:t>
       </w:r>
     </w:p>
     <w:p>
@@ -5064,7 +6473,7 @@
           <w:i w:val="0"/>
           <w:sz w:val="24"/>
         </w:rPr>
-        <w:t>[2] AIRCRAFT COMMERCE (2008): CFM56-5B/-7B Owner's and Operator's Guide. Aircraft Commerce, 58: 9–33.</w:t>
+        <w:t>[2] AIRCRAFT COMMERCE (2007): CFM56-5A/5B series specifications. Owner's &amp; Operator's Guide: CFM56-5A/-5B. Aircraft Commerce, No. 50 (February/March 2007): 6–9.</w:t>
       </w:r>
     </w:p>
     <w:p>
@@ -5079,7 +6488,7 @@
           <w:i w:val="0"/>
           <w:sz w:val="24"/>
         </w:rPr>
-        <w:t>[3] ROUX, E. (2007): Turbofan and Turbojet Engines: Database Handbook. Elodie Roux, Toulouse, Francia.</w:t>
+        <w:t>[3] ICAO (2017): Aircraft Engine Emissions Databank. International Civil Aviation Organization, Doc 9646.</w:t>
       </w:r>
     </w:p>
     <w:p>
@@ -5094,7 +6503,7 @@
           <w:i w:val="0"/>
           <w:sz w:val="24"/>
         </w:rPr>
-        <w:t>[4] ICAO (2017): Aircraft Engine Emissions Databank. International Civil Aviation Organization, Doc 9646.</w:t>
+        <w:t>[4] MATTINGLY, J. D. (2006): Elements of Propulsion: Gas Turbines and Rockets. 2nd ed. AIAA Education Series, Reston, VA.</w:t>
       </w:r>
     </w:p>
     <w:p>
@@ -5109,7 +6518,7 @@
           <w:i w:val="0"/>
           <w:sz w:val="24"/>
         </w:rPr>
-        <w:t>[5] AIRBUS (2022): A320 Aircraft Characteristics Airport and Maintenance Planning. Airbus S.A.S., Toulouse.</w:t>
+        <w:t>[5] ÇENGEL, Y. A. – BOLES, M. A. (2019): Thermodynamics: An Engineering Approach. 9th ed. McGraw-Hill, New York.</w:t>
       </w:r>
     </w:p>
     <w:p>
@@ -5124,7 +6533,7 @@
           <w:i w:val="0"/>
           <w:sz w:val="24"/>
         </w:rPr>
-        <w:t>[6] AVIATION WEEK (2019): CFM56-5B Engine Performance and Maintenance Review. Aviation Week &amp; Space Technology, 181(3): 44–48.</w:t>
+        <w:t>[6] CUMPSTY, N. A. – HEYES, A. (2015): Jet Propulsion. 3rd ed. Cambridge University Press, Cambridge.</w:t>
       </w:r>
     </w:p>
     <w:p>
@@ -5139,7 +6548,7 @@
           <w:i w:val="0"/>
           <w:sz w:val="24"/>
         </w:rPr>
-        <w:t>[7] MATTINGLY, J. D. (2006): Elements of Propulsion: Gas Turbines and Rockets. 2nd ed. AIAA Education Series, Reston, VA.</w:t>
+        <w:t>[7] WALSH, P. P. – FLETCHER, P. (2004): Gas Turbine Performance. 2nd ed. Blackwell Science, Oxford.</w:t>
       </w:r>
     </w:p>
     <w:p>
@@ -5154,7 +6563,7 @@
           <w:i w:val="0"/>
           <w:sz w:val="24"/>
         </w:rPr>
-        <w:t>[8] ÇENGEL, Y. A. – BOLES, M. A. (2019): Thermodynamics: An Engineering Approach. 9th ed. McGraw-Hill, New York.</w:t>
+        <w:t>[8] HENDRICKS, E. S. – GRAY, J. S. (2019): pyCycle: A Tool for Efficient Optimization of Gas Turbine Engine Cycles. Aerospace, 6(8): 87. https://doi.org/10.3390/aerospace6080087</w:t>
       </w:r>
     </w:p>
     <w:p>
@@ -5169,7 +6578,7 @@
           <w:i w:val="0"/>
           <w:sz w:val="24"/>
         </w:rPr>
-        <w:t>[9] CUMPSTY, N. A. – HEYES, A. (2015): Jet Propulsion. 3rd ed. Cambridge University Press, Cambridge.</w:t>
+        <w:t>[9] OPENMDAO / NASA GLENN RESEARCH CENTER: pyCycle – Thermodynamic cycle modeling library (forráskód és mintapéldák, 4.4.0). https://github.com/OpenMDAO/pyCycle (letöltés: 2026. szeptember 15.)</w:t>
       </w:r>
     </w:p>
     <w:p>
@@ -5184,7 +6593,7 @@
           <w:i w:val="0"/>
           <w:sz w:val="24"/>
         </w:rPr>
-        <w:t>[10] WALSH, P. P. – FLETCHER, P. (2004): Gas Turbine Performance. 2nd ed. Blackwell Science, Oxford.</w:t>
+        <w:t>[10] GRAY, J. S. et al. (2019): OpenMDAO: An open-source framework for multidisciplinary design, analysis, and optimization. Structural and Multidisciplinary Optimization, 59(4): 1075–1104.</w:t>
       </w:r>
     </w:p>
     <w:p>
@@ -5199,7 +6608,7 @@
           <w:i w:val="0"/>
           <w:sz w:val="24"/>
         </w:rPr>
-        <w:t>[11] THOMAS, J. – HENDRICKS, E. (2017): pyCycle: A Tool for Efficient Optimization of Gas Turbine Engine Cycles. NASA TM-2018-219842.</w:t>
+        <w:t>[11] KURZKE, J. – HALLIWELL, I. (2018): Propulsion and Power: An Exploration of Gas Turbine Performance Modeling. Springer, Cham.</w:t>
       </w:r>
     </w:p>
     <w:p>
@@ -5214,7 +6623,7 @@
           <w:i w:val="0"/>
           <w:sz w:val="24"/>
         </w:rPr>
-        <w:t>[12] NASA GLENN RESEARCH CENTER (2023): pyCycle Documentation v4.4. NASA, Cleveland, OH.</w:t>
+        <w:t>[12] CFM INTERNATIONAL (2020): LEAP Engine: Technology and Performance Overview. CFM International, Cincinnati, OH.</w:t>
       </w:r>
     </w:p>
     <w:p>
@@ -5229,7 +6638,7 @@
           <w:i w:val="0"/>
           <w:sz w:val="24"/>
         </w:rPr>
-        <w:t>[13] GRAY, J. S. et al. (2019): OpenMDAO: An open-source framework for multidisciplinary design, analysis, and optimization. Structural and Multidisciplinary Optimization, 59(4): 1075–1104.</w:t>
+        <w:t>[13] WIKIPEDIA: CFM International CFM56 – Specifications (EASA TCDS E.003 és E.066 alapján). https://en.wikipedia.org/wiki/CFM_International_CFM56 (letöltés: 2026. szeptember 15.)</w:t>
       </w:r>
     </w:p>
     <w:p>
@@ -5244,7 +6653,7 @@
           <w:i w:val="0"/>
           <w:sz w:val="24"/>
         </w:rPr>
-        <w:t>[14] KURZKE, J. – HALLIWELL, I. (2018): Propulsion and Power: An Exploration of Gas Turbine Performance Modeling. Springer, Cham.</w:t>
+        <w:t>[14] EASA (2023): Type-Certificate Data Sheet No. E.003 for CFM56-5B and CFM56-5C series engines. Issue 06, 9 January 2023. European Union Aviation Safety Agency, Köln.</w:t>
       </w:r>
     </w:p>
     <w:p>
@@ -5259,7 +6668,7 @@
           <w:i w:val="0"/>
           <w:sz w:val="24"/>
         </w:rPr>
-        <w:t>[15] CFM INTERNATIONAL (2020): LEAP Engine: Technology and Performance Overview. CFM International, Cincinnati, OH.</w:t>
+        <w:t>[15] AIRBUS: A318/A319/A320/A321 Flight Crew Operating Manual (FCOM) – Power Plant: Engine Start; Limitations. Airbus S.A.S., Blagnac. (A felhasznált kiadást és fejezetszámot pontosítani kell.)</w:t>
       </w:r>
     </w:p>
     <w:p>
